--- a/apps/web/public/iso/RD-05-Revue-de-direction.docx
+++ b/apps/web/public/iso/RD-05-Revue-de-direction.docx
@@ -1,10 +1,9 @@
 
 <file path=word/document.xml><?xml version="1.0" encoding="utf-8"?>
-<w:document xmlns:wpc="http://schemas.microsoft.com/office/word/2010/wordprocessingCanvas" xmlns:mc="http://schemas.openxmlformats.org/markup-compatibility/2006" xmlns:o="urn:schemas-microsoft-com:office:office" xmlns:r="http://schemas.openxmlformats.org/officeDocument/2006/relationships" xmlns:m="http://schemas.openxmlformats.org/officeDocument/2006/math" xmlns:v="urn:schemas-microsoft-com:vml" xmlns:wp14="http://schemas.microsoft.com/office/word/2010/wordprocessingDrawing" xmlns:wp="http://schemas.openxmlformats.org/drawingml/2006/wordprocessingDrawing" xmlns:w10="urn:schemas-microsoft-com:office:word" xmlns:w="http://schemas.openxmlformats.org/wordprocessingml/2006/main" xmlns:w14="http://schemas.microsoft.com/office/word/2010/wordml" xmlns:w15="http://schemas.microsoft.com/office/word/2012/wordml" xmlns:wpg="http://schemas.microsoft.com/office/word/2010/wordprocessingGroup" xmlns:wpi="http://schemas.microsoft.com/office/word/2010/wordprocessingInk" xmlns:wne="http://schemas.microsoft.com/office/word/2006/wordml" xmlns:wps="http://schemas.microsoft.com/office/word/2010/wordprocessingShape" xmlns:cx="http://schemas.microsoft.com/office/drawing/2014/chartex" xmlns:cx1="http://schemas.microsoft.com/office/drawing/2015/9/8/chartex" xmlns:cx2="http://schemas.microsoft.com/office/drawing/2015/10/21/chartex" xmlns:cx3="http://schemas.microsoft.com/office/drawing/2016/5/9/chartex" xmlns:cx4="http://schemas.microsoft.com/office/drawing/2016/5/10/chartex" xmlns:cx5="http://schemas.microsoft.com/office/drawing/2016/5/11/chartex" xmlns:cx6="http://schemas.microsoft.com/office/drawing/2016/5/12/chartex" xmlns:cx7="http://schemas.microsoft.com/office/drawing/2016/5/13/chartex" xmlns:cx8="http://schemas.microsoft.com/office/drawing/2016/5/14/chartex" xmlns:aink="http://schemas.microsoft.com/office/drawing/2016/ink" xmlns:am3d="http://schemas.microsoft.com/office/drawing/2017/model3d" xmlns:w16cex="http://schemas.microsoft.com/office/word/2018/wordml/cex" xmlns:w16cid="http://schemas.microsoft.com/office/word/2016/wordml/cid" xmlns:w16="http://schemas.microsoft.com/office/word/2018/wordml" xmlns:w16sdtdh="http://schemas.microsoft.com/office/word/2020/wordml/sdtdatahash" xmlns:w16se="http://schemas.microsoft.com/office/word/2015/wordml/symex" mc:Ignorable="w14 w15 wp14">
+<w:document xmlns:wpc="http://schemas.microsoft.com/office/word/2010/wordprocessingCanvas" xmlns:cx="http://schemas.microsoft.com/office/drawing/2014/chartex" xmlns:cx1="http://schemas.microsoft.com/office/drawing/2015/9/8/chartex" xmlns:cx2="http://schemas.microsoft.com/office/drawing/2015/10/21/chartex" xmlns:cx3="http://schemas.microsoft.com/office/drawing/2016/5/9/chartex" xmlns:cx4="http://schemas.microsoft.com/office/drawing/2016/5/10/chartex" xmlns:cx5="http://schemas.microsoft.com/office/drawing/2016/5/11/chartex" xmlns:cx6="http://schemas.microsoft.com/office/drawing/2016/5/12/chartex" xmlns:cx7="http://schemas.microsoft.com/office/drawing/2016/5/13/chartex" xmlns:cx8="http://schemas.microsoft.com/office/drawing/2016/5/14/chartex" xmlns:mc="http://schemas.openxmlformats.org/markup-compatibility/2006" xmlns:aink="http://schemas.microsoft.com/office/drawing/2016/ink" xmlns:am3d="http://schemas.microsoft.com/office/drawing/2017/model3d" xmlns:o="urn:schemas-microsoft-com:office:office" xmlns:oel="http://schemas.microsoft.com/office/2019/extlst" xmlns:r="http://schemas.openxmlformats.org/officeDocument/2006/relationships" xmlns:m="http://schemas.openxmlformats.org/officeDocument/2006/math" xmlns:v="urn:schemas-microsoft-com:vml" xmlns:wp14="http://schemas.microsoft.com/office/word/2010/wordprocessingDrawing" xmlns:wp="http://schemas.openxmlformats.org/drawingml/2006/wordprocessingDrawing" xmlns:w10="urn:schemas-microsoft-com:office:word" xmlns:w="http://schemas.openxmlformats.org/wordprocessingml/2006/main" xmlns:w14="http://schemas.microsoft.com/office/word/2010/wordml" xmlns:w15="http://schemas.microsoft.com/office/word/2012/wordml" xmlns:w16cex="http://schemas.microsoft.com/office/word/2018/wordml/cex" xmlns:w16cid="http://schemas.microsoft.com/office/word/2016/wordml/cid" xmlns:w16="http://schemas.microsoft.com/office/word/2018/wordml" xmlns:w16du="http://schemas.microsoft.com/office/word/2023/wordml/word16du" xmlns:w16sdtdh="http://schemas.microsoft.com/office/word/2020/wordml/sdtdatahash" xmlns:w16sdtfl="http://schemas.microsoft.com/office/word/2024/wordml/sdtformatlock" xmlns:w16se="http://schemas.microsoft.com/office/word/2015/wordml/symex" xmlns:wpg="http://schemas.microsoft.com/office/word/2010/wordprocessingGroup" xmlns:wpi="http://schemas.microsoft.com/office/word/2010/wordprocessingInk" xmlns:wne="http://schemas.microsoft.com/office/word/2006/wordml" xmlns:wps="http://schemas.microsoft.com/office/word/2010/wordprocessingShape" mc:Ignorable="w14 w15 w16se w16cid w16 w16cex w16sdtdh w16sdtfl w16du wp14">
   <w:body>
     <w:p>
       <w:pPr>
-        <w:spacing w:after="0"/>
         <w:jc w:val="center"/>
       </w:pPr>
       <w:r>
@@ -15,7 +14,7 @@
           <w:sz w:val="30"/>
           <w:szCs w:val="30"/>
         </w:rPr>
-        <w:t xml:space="preserve">AFRICAN TRANSPORT SYSTEMS</w:t>
+        <w:t>AFRICAN TRANSPORT SYSTEMS</w:t>
       </w:r>
     </w:p>
     <w:p>
@@ -31,137 +30,132 @@
           <w:sz w:val="22"/>
           <w:szCs w:val="22"/>
         </w:rPr>
-        <w:t xml:space="preserve">ATS HANDLING</w:t>
-      </w:r>
-    </w:p>
-    <w:p>
-      <w:pPr>
-        <w:spacing w:after="0"/>
+        <w:t>ATS HANDLING</w:t>
+      </w:r>
+    </w:p>
+    <w:p>
+      <w:pPr>
         <w:jc w:val="center"/>
       </w:pPr>
       <w:r>
         <w:rPr>
-          <w:b w:val="false"/>
-          <w:bCs w:val="false"/>
           <w:color w:val="404040"/>
           <w:sz w:val="18"/>
           <w:szCs w:val="18"/>
         </w:rPr>
-        <w:t xml:space="preserve">Assistance en escale, fret, sûreté aéroportuaire, manutention, solutions informatiques</w:t>
-      </w:r>
-    </w:p>
-    <w:p>
-      <w:pPr>
-        <w:spacing w:after="0"/>
+        <w:t>Assistance en escale, fret, sûreté aéroportuaire, manutention, solutions informatiques</w:t>
+      </w:r>
+    </w:p>
+    <w:p>
+      <w:pPr>
         <w:jc w:val="center"/>
       </w:pPr>
       <w:r>
         <w:rPr>
-          <w:b w:val="false"/>
-          <w:bCs w:val="false"/>
           <w:color w:val="404040"/>
           <w:sz w:val="18"/>
           <w:szCs w:val="18"/>
         </w:rPr>
-        <w:t xml:space="preserve">11e niveau, Immeuble Equity BCDC, 15, Boulevard du 30 Juin, Gombe, Kinshasa, République Démocratique du Congo</w:t>
-      </w:r>
-    </w:p>
-    <w:p>
-      <w:pPr>
-        <w:spacing w:after="0"/>
-        <w:jc w:val="center"/>
-      </w:pPr>
-      <w:r>
-        <w:rPr>
-          <w:b w:val="false"/>
-          <w:bCs w:val="false"/>
+        <w:t xml:space="preserve">11e niveau, Immeuble </w:t>
+      </w:r>
+      <w:proofErr w:type="spellStart"/>
+      <w:r>
+        <w:rPr>
           <w:color w:val="404040"/>
           <w:sz w:val="18"/>
           <w:szCs w:val="18"/>
         </w:rPr>
-        <w:t xml:space="preserve">Tél. : +243 819 929 881   /   E-mail : contact@ats-handling-rdc.com   /   www.ats-handling-rdc.com</w:t>
-      </w:r>
-    </w:p>
-    <w:p>
-      <w:pPr>
-        <w:spacing w:after="60"/>
-        <w:jc w:val="center"/>
-      </w:pPr>
-      <w:r>
-        <w:rPr>
-          <w:b w:val="false"/>
-          <w:bCs w:val="false"/>
+        <w:t>Equity</w:t>
+      </w:r>
+      <w:proofErr w:type="spellEnd"/>
+      <w:r>
+        <w:rPr>
           <w:color w:val="404040"/>
           <w:sz w:val="18"/>
           <w:szCs w:val="18"/>
         </w:rPr>
-        <w:t xml:space="preserve">RCCM : N° CD/KIN/RCCM/14-B-6513   /   Id. Nat. : 01-H4901-N39529 E   /   N° Impôt : A0801049A</w:t>
+        <w:t xml:space="preserve"> BCDC, 15, Boulevard du 30 Juin, Gombe, Kinshasa, République Démocratique du Congo</w:t>
+      </w:r>
+    </w:p>
+    <w:p>
+      <w:pPr>
+        <w:jc w:val="center"/>
+      </w:pPr>
+      <w:r>
+        <w:rPr>
+          <w:color w:val="404040"/>
+          <w:sz w:val="18"/>
+          <w:szCs w:val="18"/>
+        </w:rPr>
+        <w:t>Tél. : +243 819 929 881   /   E-mail : contact@ats-handling-rdc.com   /   www.ats-handling-rdc.com</w:t>
+      </w:r>
+    </w:p>
+    <w:p>
+      <w:pPr>
+        <w:spacing w:after="60"/>
+        <w:jc w:val="center"/>
+      </w:pPr>
+      <w:r>
+        <w:rPr>
+          <w:color w:val="404040"/>
+          <w:sz w:val="18"/>
+          <w:szCs w:val="18"/>
+        </w:rPr>
+        <w:t>RCCM : N° CD/KIN/RCCM/14-B-6513   /   Id. Nat. : 01-H4901-N39529 E   /   N° Impôt : A0801049A</w:t>
       </w:r>
     </w:p>
     <w:p>
       <w:pPr>
         <w:pBdr>
-          <w:bottom w:val="double" w:color="000000" w:sz="6"/>
+          <w:bottom w:val="double" w:sz="6" w:space="0" w:color="000000"/>
         </w:pBdr>
         <w:spacing w:after="240"/>
       </w:pPr>
     </w:p>
     <w:tbl>
       <w:tblPr>
-        <w:tblW w:type="dxa" w:w="9072"/>
-        <w:tblBorders>
-          <w:top w:val="none" w:color="auto" w:sz="0"/>
-          <w:left w:val="none" w:color="auto" w:sz="0"/>
-          <w:bottom w:val="none" w:color="auto" w:sz="0"/>
-          <w:right w:val="none" w:color="auto" w:sz="0"/>
-          <w:insideH w:val="none" w:color="auto" w:sz="0"/>
-          <w:insideV w:val="none" w:color="auto" w:sz="0"/>
-        </w:tblBorders>
+        <w:tblW w:w="9072" w:type="dxa"/>
+        <w:tblCellMar>
+          <w:left w:w="10" w:type="dxa"/>
+          <w:right w:w="10" w:type="dxa"/>
+        </w:tblCellMar>
+        <w:tblLook w:val="04A0" w:firstRow="1" w:lastRow="0" w:firstColumn="1" w:lastColumn="0" w:noHBand="0" w:noVBand="1"/>
       </w:tblPr>
       <w:tblGrid>
         <w:gridCol w:w="4990"/>
         <w:gridCol w:w="4082"/>
       </w:tblGrid>
       <w:tr>
+        <w:tblPrEx>
+          <w:tblCellMar>
+            <w:top w:w="0" w:type="dxa"/>
+            <w:bottom w:w="0" w:type="dxa"/>
+          </w:tblCellMar>
+        </w:tblPrEx>
         <w:tc>
           <w:tcPr>
-            <w:tcW w:type="dxa" w:w="4990"/>
-            <w:tcBorders>
-              <w:top w:val="none" w:color="auto" w:sz="0"/>
-              <w:left w:val="none" w:color="auto" w:sz="0"/>
-              <w:bottom w:val="none" w:color="auto" w:sz="0"/>
-              <w:right w:val="none" w:color="auto" w:sz="0"/>
-            </w:tcBorders>
+            <w:tcW w:w="4990" w:type="dxa"/>
             <w:tcMar>
-              <w:top w:type="dxa" w:w="20"/>
-              <w:left w:type="dxa" w:w="0"/>
-              <w:bottom w:type="dxa" w:w="20"/>
-              <w:right w:type="dxa" w:w="0"/>
+              <w:top w:w="20" w:type="dxa"/>
+              <w:left w:w="0" w:type="dxa"/>
+              <w:bottom w:w="20" w:type="dxa"/>
+              <w:right w:w="0" w:type="dxa"/>
             </w:tcMar>
           </w:tcPr>
           <w:p>
-            <w:pPr>
-              <w:jc w:val="left"/>
-            </w:pPr>
             <w:r>
-              <w:t xml:space="preserve">N/Réf. : ATS/CSI/RD-05/2026</w:t>
+              <w:t>N/Réf. : ATS/CSI/RD-05/2026</w:t>
             </w:r>
           </w:p>
         </w:tc>
         <w:tc>
           <w:tcPr>
-            <w:tcW w:type="dxa" w:w="4082"/>
-            <w:tcBorders>
-              <w:top w:val="none" w:color="auto" w:sz="0"/>
-              <w:left w:val="none" w:color="auto" w:sz="0"/>
-              <w:bottom w:val="none" w:color="auto" w:sz="0"/>
-              <w:right w:val="none" w:color="auto" w:sz="0"/>
-            </w:tcBorders>
+            <w:tcW w:w="4082" w:type="dxa"/>
             <w:tcMar>
-              <w:top w:type="dxa" w:w="20"/>
-              <w:left w:type="dxa" w:w="0"/>
-              <w:bottom w:type="dxa" w:w="20"/>
-              <w:right w:type="dxa" w:w="0"/>
+              <w:top w:w="20" w:type="dxa"/>
+              <w:left w:w="0" w:type="dxa"/>
+              <w:bottom w:w="20" w:type="dxa"/>
+              <w:right w:w="0" w:type="dxa"/>
             </w:tcMar>
           </w:tcPr>
           <w:p>
@@ -169,122 +163,98 @@
               <w:jc w:val="right"/>
             </w:pPr>
             <w:r>
-              <w:t xml:space="preserve">Kinshasa, le 7 septembre 2026</w:t>
+              <w:t>Kinshasa, le 7 septembre 2026</w:t>
             </w:r>
           </w:p>
         </w:tc>
       </w:tr>
       <w:tr>
+        <w:tblPrEx>
+          <w:tblCellMar>
+            <w:top w:w="0" w:type="dxa"/>
+            <w:bottom w:w="0" w:type="dxa"/>
+          </w:tblCellMar>
+        </w:tblPrEx>
         <w:tc>
           <w:tcPr>
-            <w:tcW w:type="dxa" w:w="4990"/>
-            <w:tcBorders>
-              <w:top w:val="none" w:color="auto" w:sz="0"/>
-              <w:left w:val="none" w:color="auto" w:sz="0"/>
-              <w:bottom w:val="none" w:color="auto" w:sz="0"/>
-              <w:right w:val="none" w:color="auto" w:sz="0"/>
-            </w:tcBorders>
+            <w:tcW w:w="4990" w:type="dxa"/>
             <w:tcMar>
-              <w:top w:type="dxa" w:w="20"/>
-              <w:left w:type="dxa" w:w="0"/>
-              <w:bottom w:type="dxa" w:w="20"/>
-              <w:right w:type="dxa" w:w="0"/>
+              <w:top w:w="20" w:type="dxa"/>
+              <w:left w:w="0" w:type="dxa"/>
+              <w:bottom w:w="20" w:type="dxa"/>
+              <w:right w:w="0" w:type="dxa"/>
             </w:tcMar>
           </w:tcPr>
           <w:p>
-            <w:pPr>
-              <w:jc w:val="left"/>
-            </w:pPr>
             <w:r>
               <w:rPr>
                 <w:color w:val="404040"/>
                 <w:sz w:val="20"/>
                 <w:szCs w:val="20"/>
               </w:rPr>
-              <w:t xml:space="preserve">Version 0.1 (projet)</w:t>
+              <w:t>Version 0.1 (projet)</w:t>
             </w:r>
           </w:p>
         </w:tc>
         <w:tc>
           <w:tcPr>
-            <w:tcW w:type="dxa" w:w="4082"/>
-            <w:tcBorders>
-              <w:top w:val="none" w:color="auto" w:sz="0"/>
-              <w:left w:val="none" w:color="auto" w:sz="0"/>
-              <w:bottom w:val="none" w:color="auto" w:sz="0"/>
-              <w:right w:val="none" w:color="auto" w:sz="0"/>
-            </w:tcBorders>
+            <w:tcW w:w="4082" w:type="dxa"/>
             <w:tcMar>
-              <w:top w:type="dxa" w:w="20"/>
-              <w:left w:type="dxa" w:w="0"/>
-              <w:bottom w:type="dxa" w:w="20"/>
-              <w:right w:type="dxa" w:w="0"/>
+              <w:top w:w="20" w:type="dxa"/>
+              <w:left w:w="0" w:type="dxa"/>
+              <w:bottom w:w="20" w:type="dxa"/>
+              <w:right w:w="0" w:type="dxa"/>
             </w:tcMar>
           </w:tcPr>
           <w:p>
             <w:pPr>
               <w:jc w:val="right"/>
             </w:pPr>
-            <w:r>
-              <w:t xml:space="preserve"/>
-            </w:r>
           </w:p>
         </w:tc>
       </w:tr>
       <w:tr>
+        <w:tblPrEx>
+          <w:tblCellMar>
+            <w:top w:w="0" w:type="dxa"/>
+            <w:bottom w:w="0" w:type="dxa"/>
+          </w:tblCellMar>
+        </w:tblPrEx>
         <w:tc>
           <w:tcPr>
-            <w:tcW w:type="dxa" w:w="4990"/>
-            <w:tcBorders>
-              <w:top w:val="none" w:color="auto" w:sz="0"/>
-              <w:left w:val="none" w:color="auto" w:sz="0"/>
-              <w:bottom w:val="none" w:color="auto" w:sz="0"/>
-              <w:right w:val="none" w:color="auto" w:sz="0"/>
-            </w:tcBorders>
+            <w:tcW w:w="4990" w:type="dxa"/>
             <w:tcMar>
-              <w:top w:type="dxa" w:w="20"/>
-              <w:left w:type="dxa" w:w="0"/>
-              <w:bottom w:type="dxa" w:w="20"/>
-              <w:right w:type="dxa" w:w="0"/>
+              <w:top w:w="20" w:type="dxa"/>
+              <w:left w:w="0" w:type="dxa"/>
+              <w:bottom w:w="20" w:type="dxa"/>
+              <w:right w:w="0" w:type="dxa"/>
             </w:tcMar>
           </w:tcPr>
           <w:p>
-            <w:pPr>
-              <w:jc w:val="left"/>
-            </w:pPr>
             <w:r>
               <w:rPr>
                 <w:color w:val="404040"/>
                 <w:sz w:val="20"/>
                 <w:szCs w:val="20"/>
               </w:rPr>
-              <w:t xml:space="preserve">Rédigé par : Martin Bitha, Développeur Full Stack</w:t>
+              <w:t>Rédigé par : Martin Bitha, Développeur Full Stack</w:t>
             </w:r>
           </w:p>
         </w:tc>
         <w:tc>
           <w:tcPr>
-            <w:tcW w:type="dxa" w:w="4082"/>
-            <w:tcBorders>
-              <w:top w:val="none" w:color="auto" w:sz="0"/>
-              <w:left w:val="none" w:color="auto" w:sz="0"/>
-              <w:bottom w:val="none" w:color="auto" w:sz="0"/>
-              <w:right w:val="none" w:color="auto" w:sz="0"/>
-            </w:tcBorders>
+            <w:tcW w:w="4082" w:type="dxa"/>
             <w:tcMar>
-              <w:top w:type="dxa" w:w="20"/>
-              <w:left w:type="dxa" w:w="0"/>
-              <w:bottom w:type="dxa" w:w="20"/>
-              <w:right w:type="dxa" w:w="0"/>
+              <w:top w:w="20" w:type="dxa"/>
+              <w:left w:w="0" w:type="dxa"/>
+              <w:bottom w:w="20" w:type="dxa"/>
+              <w:right w:w="0" w:type="dxa"/>
             </w:tcMar>
           </w:tcPr>
           <w:p>
             <w:pPr>
               <w:jc w:val="right"/>
             </w:pPr>
-            <w:r>
-              <w:t xml:space="preserve"/>
-            </w:r>
           </w:p>
         </w:tc>
       </w:tr>
@@ -293,9 +263,6 @@
       <w:pPr>
         <w:spacing w:after="200"/>
       </w:pPr>
-      <w:r>
-        <w:t xml:space="preserve"/>
-      </w:r>
     </w:p>
     <w:p>
       <w:pPr>
@@ -310,7 +277,7 @@
           <w:sz w:val="28"/>
           <w:szCs w:val="28"/>
         </w:rPr>
-        <w:t xml:space="preserve">REVUE DE DIRECTION DU SMSI</w:t>
+        <w:t>REVUE DE DIRECTION DU SMSI</w:t>
       </w:r>
     </w:p>
     <w:p>
@@ -320,26 +287,38 @@
       </w:pPr>
       <w:r>
         <w:rPr>
-          <w:b w:val="false"/>
-          <w:bCs w:val="false"/>
           <w:color w:val="404040"/>
           <w:sz w:val="20"/>
           <w:szCs w:val="20"/>
         </w:rPr>
-        <w:t xml:space="preserve">Référence RD-05   /   Version 0.1 (projet)   /   Statut : procédure à valider + modèle de compte rendu</w:t>
-      </w:r>
-    </w:p>
-    <w:p>
-      <w:pPr>
-        <w:pStyle w:val="Heading2"/>
-        <w:spacing w:after="120" w:before="240"/>
-      </w:pPr>
-      <w:r>
-        <w:rPr>
-          <w:b/>
-          <w:bCs/>
-        </w:rPr>
-        <w:t xml:space="preserve">NOTE D'UTILISATION</w:t>
+        <w:t>Référence RD-05   /   Version 0.1 (</w:t>
+      </w:r>
+      <w:proofErr w:type="gramStart"/>
+      <w:r>
+        <w:rPr>
+          <w:color w:val="404040"/>
+          <w:sz w:val="20"/>
+          <w:szCs w:val="20"/>
+        </w:rPr>
+        <w:t xml:space="preserve">projet)   </w:t>
+      </w:r>
+      <w:proofErr w:type="gramEnd"/>
+      <w:r>
+        <w:rPr>
+          <w:color w:val="404040"/>
+          <w:sz w:val="20"/>
+          <w:szCs w:val="20"/>
+        </w:rPr>
+        <w:t>/   Statut : procédure à valider + modèle de compte rendu</w:t>
+      </w:r>
+    </w:p>
+    <w:p>
+      <w:pPr>
+        <w:pStyle w:val="Titre2"/>
+        <w:spacing w:before="240" w:after="120"/>
+      </w:pPr>
+      <w:r>
+        <w:t>NOTE D'UTILISATION</w:t>
       </w:r>
     </w:p>
     <w:p>
@@ -348,20 +327,16 @@
         <w:jc w:val="both"/>
       </w:pPr>
       <w:r>
-        <w:t xml:space="preserve">C'est la réunion par laquelle la direction pilote la sécurité et prend les décisions. Planifier et tenir une première vraie réunion (l'ordre du jour est fourni à la fin). En rédiger un compte rendu daté. La prochaine étape consiste à fixer la date de la première revue de direction. Le compte rendu daté est une preuve que l'auditeur demande.</w:t>
-      </w:r>
-    </w:p>
-    <w:p>
-      <w:pPr>
-        <w:pStyle w:val="Heading2"/>
-        <w:spacing w:after="120" w:before="280"/>
-      </w:pPr>
-      <w:r>
-        <w:rPr>
-          <w:b/>
-          <w:bCs/>
-        </w:rPr>
-        <w:t xml:space="preserve">I. OBJET</w:t>
+        <w:t>C'est la réunion par laquelle la direction pilote la sécurité et prend les décisions. Planifier et tenir une première vraie réunion (l'ordre du jour est fourni à la fin). En rédiger un compte rendu daté. La prochaine étape consiste à fixer la date de la première revue de direction. Le compte rendu daté est une preuve que l'auditeur demande.</w:t>
+      </w:r>
+    </w:p>
+    <w:p>
+      <w:pPr>
+        <w:pStyle w:val="Titre2"/>
+        <w:spacing w:before="280" w:after="120"/>
+      </w:pPr>
+      <w:r>
+        <w:t>I. OBJET</w:t>
       </w:r>
     </w:p>
     <w:p>
@@ -370,21 +345,16 @@
         <w:jc w:val="both"/>
       </w:pPr>
       <w:r>
-        <w:t xml:space="preserve">La direction revoit le SMSI à intervalle planifié pour s'assurer qu'il reste
-pertinent, adéquat et efficace, et pour décider des améliorations et des ressources.</w:t>
-      </w:r>
-    </w:p>
-    <w:p>
-      <w:pPr>
-        <w:pStyle w:val="Heading2"/>
-        <w:spacing w:after="120" w:before="280"/>
-      </w:pPr>
-      <w:r>
-        <w:rPr>
-          <w:b/>
-          <w:bCs/>
-        </w:rPr>
-        <w:t xml:space="preserve">II. FRÉQUENCE</w:t>
+        <w:t>La direction revoit le SMSI à intervalle planifié pour s'assurer qu'il reste pertinent, adéquat et efficace, et pour décider des améliorations et des ressources.</w:t>
+      </w:r>
+    </w:p>
+    <w:p>
+      <w:pPr>
+        <w:pStyle w:val="Titre2"/>
+        <w:spacing w:before="280" w:after="120"/>
+      </w:pPr>
+      <w:r>
+        <w:t>II. FRÉQUENCE</w:t>
       </w:r>
     </w:p>
     <w:p>
@@ -393,26 +363,21 @@
         <w:jc w:val="both"/>
       </w:pPr>
       <w:r>
-        <w:t xml:space="preserve">Au moins une fois par an, et après tout incident critique ou changement majeur
-(ouverture multi-compagnies, nouvel environnement, incident de données).</w:t>
-      </w:r>
-    </w:p>
-    <w:p>
-      <w:pPr>
-        <w:pStyle w:val="Heading2"/>
-        <w:spacing w:after="120" w:before="280"/>
-      </w:pPr>
-      <w:r>
-        <w:rPr>
-          <w:b/>
-          <w:bCs/>
-        </w:rPr>
-        <w:t xml:space="preserve">III. PARTICIPANTS</w:t>
-      </w:r>
-    </w:p>
-    <w:p>
-      <w:pPr>
-        <w:pStyle w:val="ListParagraph"/>
+        <w:t>Au moins une fois par an, et après tout incident critique ou changement majeur (ouverture multi-compagnies, nouvel environnement, incident de données).</w:t>
+      </w:r>
+    </w:p>
+    <w:p>
+      <w:pPr>
+        <w:pStyle w:val="Titre2"/>
+        <w:spacing w:before="280" w:after="120"/>
+      </w:pPr>
+      <w:r>
+        <w:t>III. PARTICIPANTS</w:t>
+      </w:r>
+    </w:p>
+    <w:p>
+      <w:pPr>
+        <w:pStyle w:val="Paragraphedeliste"/>
         <w:numPr>
           <w:ilvl w:val="0"/>
           <w:numId w:val="1"/>
@@ -421,12 +386,12 @@
         <w:jc w:val="both"/>
       </w:pPr>
       <w:r>
-        <w:t xml:space="preserve">Direction Générale (décideur).</w:t>
-      </w:r>
-    </w:p>
-    <w:p>
-      <w:pPr>
-        <w:pStyle w:val="ListParagraph"/>
+        <w:t>Direction Générale (décideur).</w:t>
+      </w:r>
+    </w:p>
+    <w:p>
+      <w:pPr>
+        <w:pStyle w:val="Paragraphedeliste"/>
         <w:numPr>
           <w:ilvl w:val="0"/>
           <w:numId w:val="1"/>
@@ -435,12 +400,12 @@
         <w:jc w:val="both"/>
       </w:pPr>
       <w:r>
-        <w:t xml:space="preserve">Responsable de la sécurité de l'information (Responsable Informatique).</w:t>
-      </w:r>
-    </w:p>
-    <w:p>
-      <w:pPr>
-        <w:pStyle w:val="ListParagraph"/>
+        <w:t>Responsable de la sécurité de l'information (Responsable Informatique).</w:t>
+      </w:r>
+    </w:p>
+    <w:p>
+      <w:pPr>
+        <w:pStyle w:val="Paragraphedeliste"/>
         <w:numPr>
           <w:ilvl w:val="0"/>
           <w:numId w:val="1"/>
@@ -449,12 +414,12 @@
         <w:jc w:val="both"/>
       </w:pPr>
       <w:r>
-        <w:t xml:space="preserve">Administrateur système et développeur.</w:t>
-      </w:r>
-    </w:p>
-    <w:p>
-      <w:pPr>
-        <w:pStyle w:val="ListParagraph"/>
+        <w:t>Administrateur système et développeur.</w:t>
+      </w:r>
+    </w:p>
+    <w:p>
+      <w:pPr>
+        <w:pStyle w:val="Paragraphedeliste"/>
         <w:numPr>
           <w:ilvl w:val="0"/>
           <w:numId w:val="1"/>
@@ -463,28 +428,21 @@
         <w:jc w:val="both"/>
       </w:pPr>
       <w:r>
-        <w:t xml:space="preserve">Représentant des informaticiens d'escale et de la supervision (selon ordre du jour).</w:t>
+        <w:t>Représentant des informaticiens d'escale et de la supervision (selon ordre du jour).</w:t>
       </w:r>
     </w:p>
     <w:p>
       <w:pPr>
         <w:spacing w:after="60"/>
       </w:pPr>
-      <w:r>
-        <w:t xml:space="preserve"/>
-      </w:r>
-    </w:p>
-    <w:p>
-      <w:pPr>
-        <w:pStyle w:val="Heading2"/>
-        <w:spacing w:after="120" w:before="280"/>
-      </w:pPr>
-      <w:r>
-        <w:rPr>
-          <w:b/>
-          <w:bCs/>
-        </w:rPr>
-        <w:t xml:space="preserve">IV. DONNÉES D'ENTRÉE (EXIGÉES PAR LA CLAUSE 9.3.2)</w:t>
+    </w:p>
+    <w:p>
+      <w:pPr>
+        <w:pStyle w:val="Titre2"/>
+        <w:spacing w:before="280" w:after="120"/>
+      </w:pPr>
+      <w:r>
+        <w:t>IV. DONNÉES D'ENTRÉE (EXIGÉES PAR LA CLAUSE 9.3.2)</w:t>
       </w:r>
     </w:p>
     <w:p>
@@ -494,10 +452,7 @@
         <w:jc w:val="both"/>
       </w:pPr>
       <w:r>
-        <w:t xml:space="preserve">1. </w:t>
-      </w:r>
-      <w:r>
-        <w:t xml:space="preserve">Suivi des actions décidées lors des revues précédentes.</w:t>
+        <w:t>1. Suivi des actions décidées lors des revues précédentes.</w:t>
       </w:r>
     </w:p>
     <w:p>
@@ -507,10 +462,7 @@
         <w:jc w:val="both"/>
       </w:pPr>
       <w:r>
-        <w:t xml:space="preserve">2. </w:t>
-      </w:r>
-      <w:r>
-        <w:t xml:space="preserve">Évolutions internes et externes pertinentes (multi-compagnies, réglementation).</w:t>
+        <w:t>2. Évolutions internes et externes pertinentes (multi-compagnies, réglementation).</w:t>
       </w:r>
     </w:p>
     <w:p>
@@ -520,10 +472,7 @@
         <w:jc w:val="both"/>
       </w:pPr>
       <w:r>
-        <w:t xml:space="preserve">3. </w:t>
-      </w:r>
-      <w:r>
-        <w:t xml:space="preserve">Besoins et attentes des parties intéressées (passagers, autorité, compagnies).</w:t>
+        <w:t>3. Besoins et attentes des parties intéressées (passagers, autorité, compagnies).</w:t>
       </w:r>
     </w:p>
     <w:p>
@@ -533,15 +482,12 @@
         <w:jc w:val="both"/>
       </w:pPr>
       <w:r>
-        <w:t xml:space="preserve">4. </w:t>
-      </w:r>
-      <w:r>
-        <w:t xml:space="preserve">Retour sur la performance de la sécurité :</w:t>
-      </w:r>
-    </w:p>
-    <w:p>
-      <w:pPr>
-        <w:pStyle w:val="ListParagraph"/>
+        <w:t>4. Retour sur la performance de la sécurité :</w:t>
+      </w:r>
+    </w:p>
+    <w:p>
+      <w:pPr>
+        <w:pStyle w:val="Paragraphedeliste"/>
         <w:numPr>
           <w:ilvl w:val="0"/>
           <w:numId w:val="1"/>
@@ -549,13 +495,18 @@
         <w:spacing w:after="80"/>
         <w:jc w:val="both"/>
       </w:pPr>
-      <w:r>
-        <w:t xml:space="preserve">non-conformités et actions correctives ;</w:t>
-      </w:r>
-    </w:p>
-    <w:p>
-      <w:pPr>
-        <w:pStyle w:val="ListParagraph"/>
+      <w:proofErr w:type="gramStart"/>
+      <w:r>
+        <w:t>non</w:t>
+      </w:r>
+      <w:proofErr w:type="gramEnd"/>
+      <w:r>
+        <w:t>-conformités et actions correctives ;</w:t>
+      </w:r>
+    </w:p>
+    <w:p>
+      <w:pPr>
+        <w:pStyle w:val="Paragraphedeliste"/>
         <w:numPr>
           <w:ilvl w:val="0"/>
           <w:numId w:val="1"/>
@@ -563,13 +514,18 @@
         <w:spacing w:after="80"/>
         <w:jc w:val="both"/>
       </w:pPr>
-      <w:r>
-        <w:t xml:space="preserve">résultats de la surveillance et des mesures (indicateurs) ;</w:t>
-      </w:r>
-    </w:p>
-    <w:p>
-      <w:pPr>
-        <w:pStyle w:val="ListParagraph"/>
+      <w:proofErr w:type="gramStart"/>
+      <w:r>
+        <w:t>résultats</w:t>
+      </w:r>
+      <w:proofErr w:type="gramEnd"/>
+      <w:r>
+        <w:t xml:space="preserve"> de la surveillance et des mesures (indicateurs) ;</w:t>
+      </w:r>
+    </w:p>
+    <w:p>
+      <w:pPr>
+        <w:pStyle w:val="Paragraphedeliste"/>
         <w:numPr>
           <w:ilvl w:val="0"/>
           <w:numId w:val="1"/>
@@ -577,13 +533,18 @@
         <w:spacing w:after="80"/>
         <w:jc w:val="both"/>
       </w:pPr>
-      <w:r>
-        <w:t xml:space="preserve">résultats des audits (interne AI-06, et audit technique du 2026-09-07) ;</w:t>
-      </w:r>
-    </w:p>
-    <w:p>
-      <w:pPr>
-        <w:pStyle w:val="ListParagraph"/>
+      <w:proofErr w:type="gramStart"/>
+      <w:r>
+        <w:t>résultats</w:t>
+      </w:r>
+      <w:proofErr w:type="gramEnd"/>
+      <w:r>
+        <w:t xml:space="preserve"> des audits (interne AI-06, et audit technique du 2026-09-07) ;</w:t>
+      </w:r>
+    </w:p>
+    <w:p>
+      <w:pPr>
+        <w:pStyle w:val="Paragraphedeliste"/>
         <w:numPr>
           <w:ilvl w:val="0"/>
           <w:numId w:val="1"/>
@@ -591,8 +552,13 @@
         <w:spacing w:after="80"/>
         <w:jc w:val="both"/>
       </w:pPr>
-      <w:r>
-        <w:t xml:space="preserve">atteinte des objectifs de sécurité (PSI-01 §3).</w:t>
+      <w:proofErr w:type="gramStart"/>
+      <w:r>
+        <w:t>atteinte</w:t>
+      </w:r>
+      <w:proofErr w:type="gramEnd"/>
+      <w:r>
+        <w:t xml:space="preserve"> des objectifs de sécurité (PSI-01 §3).</w:t>
       </w:r>
     </w:p>
     <w:p>
@@ -602,10 +568,7 @@
         <w:jc w:val="both"/>
       </w:pPr>
       <w:r>
-        <w:t xml:space="preserve">5. </w:t>
-      </w:r>
-      <w:r>
-        <w:t xml:space="preserve">Retour des parties intéressées.</w:t>
+        <w:t>5. Retour des parties intéressées.</w:t>
       </w:r>
     </w:p>
     <w:p>
@@ -615,10 +578,7 @@
         <w:jc w:val="both"/>
       </w:pPr>
       <w:r>
-        <w:t xml:space="preserve">6. </w:t>
-      </w:r>
-      <w:r>
-        <w:t xml:space="preserve">Résultats de l'appréciation des risques et état du plan de traitement (RR-02).</w:t>
+        <w:t>6. Résultats de l'appréciation des risques et état du plan de traitement (RR-02).</w:t>
       </w:r>
     </w:p>
     <w:p>
@@ -628,36 +588,26 @@
         <w:jc w:val="both"/>
       </w:pPr>
       <w:r>
-        <w:t xml:space="preserve">7. </w:t>
-      </w:r>
-      <w:r>
-        <w:t xml:space="preserve">Opportunités d'amélioration continue.</w:t>
+        <w:t>7. Opportunités d'amélioration continue.</w:t>
       </w:r>
     </w:p>
     <w:p>
       <w:pPr>
         <w:spacing w:after="60"/>
       </w:pPr>
-      <w:r>
-        <w:t xml:space="preserve"/>
-      </w:r>
-    </w:p>
-    <w:p>
-      <w:pPr>
-        <w:pStyle w:val="Heading2"/>
-        <w:spacing w:after="120" w:before="280"/>
-      </w:pPr>
-      <w:r>
-        <w:rPr>
-          <w:b/>
-          <w:bCs/>
-        </w:rPr>
-        <w:t xml:space="preserve">V. DONNÉES DE SORTIE (EXIGÉES PAR LA CLAUSE 9.3.3)</w:t>
-      </w:r>
-    </w:p>
-    <w:p>
-      <w:pPr>
-        <w:pStyle w:val="ListParagraph"/>
+    </w:p>
+    <w:p>
+      <w:pPr>
+        <w:pStyle w:val="Titre2"/>
+        <w:spacing w:before="280" w:after="120"/>
+      </w:pPr>
+      <w:r>
+        <w:t>V. DONNÉES DE SORTIE (EXIGÉES PAR LA CLAUSE 9.3.3)</w:t>
+      </w:r>
+    </w:p>
+    <w:p>
+      <w:pPr>
+        <w:pStyle w:val="Paragraphedeliste"/>
         <w:numPr>
           <w:ilvl w:val="0"/>
           <w:numId w:val="1"/>
@@ -666,12 +616,12 @@
         <w:jc w:val="both"/>
       </w:pPr>
       <w:r>
-        <w:t xml:space="preserve">Décisions d'amélioration continue.</w:t>
-      </w:r>
-    </w:p>
-    <w:p>
-      <w:pPr>
-        <w:pStyle w:val="ListParagraph"/>
+        <w:t>Décisions d'amélioration continue.</w:t>
+      </w:r>
+    </w:p>
+    <w:p>
+      <w:pPr>
+        <w:pStyle w:val="Paragraphedeliste"/>
         <w:numPr>
           <w:ilvl w:val="0"/>
           <w:numId w:val="1"/>
@@ -680,12 +630,12 @@
         <w:jc w:val="both"/>
       </w:pPr>
       <w:r>
-        <w:t xml:space="preserve">Changements du SMSI (périmètre, politique, objectifs).</w:t>
-      </w:r>
-    </w:p>
-    <w:p>
-      <w:pPr>
-        <w:pStyle w:val="ListParagraph"/>
+        <w:t>Changements du SMSI (périmètre, politique, objectifs).</w:t>
+      </w:r>
+    </w:p>
+    <w:p>
+      <w:pPr>
+        <w:pStyle w:val="Paragraphedeliste"/>
         <w:numPr>
           <w:ilvl w:val="0"/>
           <w:numId w:val="1"/>
@@ -694,12 +644,12 @@
         <w:jc w:val="both"/>
       </w:pPr>
       <w:r>
-        <w:t xml:space="preserve">Ressources allouées.</w:t>
-      </w:r>
-    </w:p>
-    <w:p>
-      <w:pPr>
-        <w:pStyle w:val="ListParagraph"/>
+        <w:t>Ressources allouées.</w:t>
+      </w:r>
+    </w:p>
+    <w:p>
+      <w:pPr>
+        <w:pStyle w:val="Paragraphedeliste"/>
         <w:numPr>
           <w:ilvl w:val="0"/>
           <w:numId w:val="1"/>
@@ -708,66 +658,56 @@
         <w:jc w:val="both"/>
       </w:pPr>
       <w:r>
-        <w:t xml:space="preserve">Actions, responsables et échéances.</w:t>
+        <w:t>Actions, responsables et échéances.</w:t>
       </w:r>
     </w:p>
     <w:p>
       <w:pPr>
         <w:spacing w:after="60"/>
       </w:pPr>
-      <w:r>
-        <w:t xml:space="preserve"/>
-      </w:r>
-    </w:p>
-    <w:p>
-      <w:pPr>
-        <w:pStyle w:val="Heading2"/>
-        <w:spacing w:after="120" w:before="280"/>
-      </w:pPr>
-      <w:r>
-        <w:rPr>
-          <w:b/>
-          <w:bCs/>
-        </w:rPr>
-        <w:t xml:space="preserve">VI. MODÈLE DE COMPTE RENDU</w:t>
-      </w:r>
-    </w:p>
-    <w:p>
-      <w:pPr>
-        <w:spacing w:after="0"/>
+    </w:p>
+    <w:p>
+      <w:pPr>
+        <w:pStyle w:val="Titre2"/>
+        <w:spacing w:before="280" w:after="120"/>
+      </w:pPr>
+      <w:r>
+        <w:t>VI. MODÈLE DE COMPTE RENDU</w:t>
+      </w:r>
+    </w:p>
+    <w:p>
+      <w:pPr>
         <w:ind w:left="567"/>
       </w:pPr>
       <w:r>
         <w:rPr>
-          <w:rFonts w:ascii="Consolas" w:cs="Consolas" w:eastAsia="Consolas" w:hAnsi="Consolas"/>
+          <w:rFonts w:ascii="Consolas" w:eastAsia="Consolas" w:hAnsi="Consolas" w:cs="Consolas"/>
           <w:sz w:val="19"/>
           <w:szCs w:val="19"/>
         </w:rPr>
-        <w:t xml:space="preserve">Revue de direction SMSI ([date])</w:t>
-      </w:r>
-    </w:p>
-    <w:p>
-      <w:pPr>
-        <w:spacing w:after="0"/>
+        <w:t>Revue de direction SMSI ([date])</w:t>
+      </w:r>
+    </w:p>
+    <w:p>
+      <w:pPr>
         <w:ind w:left="567"/>
       </w:pPr>
       <w:r>
         <w:rPr>
-          <w:rFonts w:ascii="Consolas" w:cs="Consolas" w:eastAsia="Consolas" w:hAnsi="Consolas"/>
+          <w:rFonts w:ascii="Consolas" w:eastAsia="Consolas" w:hAnsi="Consolas" w:cs="Consolas"/>
           <w:sz w:val="19"/>
           <w:szCs w:val="19"/>
         </w:rPr>
-        <w:t xml:space="preserve">Participants : [...]</w:t>
-      </w:r>
-    </w:p>
-    <w:p>
-      <w:pPr>
-        <w:spacing w:after="0"/>
+        <w:t>Participants : [...]</w:t>
+      </w:r>
+    </w:p>
+    <w:p>
+      <w:pPr>
         <w:ind w:left="567"/>
       </w:pPr>
       <w:r>
         <w:rPr>
-          <w:rFonts w:ascii="Consolas" w:cs="Consolas" w:eastAsia="Consolas" w:hAnsi="Consolas"/>
+          <w:rFonts w:ascii="Consolas" w:eastAsia="Consolas" w:hAnsi="Consolas" w:cs="Consolas"/>
           <w:sz w:val="19"/>
           <w:szCs w:val="19"/>
         </w:rPr>
@@ -776,54 +716,50 @@
     </w:p>
     <w:p>
       <w:pPr>
-        <w:spacing w:after="0"/>
         <w:ind w:left="567"/>
       </w:pPr>
       <w:r>
         <w:rPr>
-          <w:rFonts w:ascii="Consolas" w:cs="Consolas" w:eastAsia="Consolas" w:hAnsi="Consolas"/>
+          <w:rFonts w:ascii="Consolas" w:eastAsia="Consolas" w:hAnsi="Consolas" w:cs="Consolas"/>
           <w:sz w:val="19"/>
           <w:szCs w:val="19"/>
         </w:rPr>
-        <w:t xml:space="preserve">1. Suivi des actions précédentes : [...]</w:t>
-      </w:r>
-    </w:p>
-    <w:p>
-      <w:pPr>
-        <w:spacing w:after="0"/>
+        <w:t>1. Suivi des actions précédentes : [...]</w:t>
+      </w:r>
+    </w:p>
+    <w:p>
+      <w:pPr>
         <w:ind w:left="567"/>
       </w:pPr>
       <w:r>
         <w:rPr>
-          <w:rFonts w:ascii="Consolas" w:cs="Consolas" w:eastAsia="Consolas" w:hAnsi="Consolas"/>
+          <w:rFonts w:ascii="Consolas" w:eastAsia="Consolas" w:hAnsi="Consolas" w:cs="Consolas"/>
           <w:sz w:val="19"/>
           <w:szCs w:val="19"/>
         </w:rPr>
-        <w:t xml:space="preserve">2. Changements de contexte : [...]</w:t>
-      </w:r>
-    </w:p>
-    <w:p>
-      <w:pPr>
-        <w:spacing w:after="0"/>
+        <w:t>2. Changements de contexte : [...]</w:t>
+      </w:r>
+    </w:p>
+    <w:p>
+      <w:pPr>
         <w:ind w:left="567"/>
       </w:pPr>
       <w:r>
         <w:rPr>
-          <w:rFonts w:ascii="Consolas" w:cs="Consolas" w:eastAsia="Consolas" w:hAnsi="Consolas"/>
+          <w:rFonts w:ascii="Consolas" w:eastAsia="Consolas" w:hAnsi="Consolas" w:cs="Consolas"/>
           <w:sz w:val="19"/>
           <w:szCs w:val="19"/>
         </w:rPr>
-        <w:t xml:space="preserve">3. Performance sécurité</w:t>
-      </w:r>
-    </w:p>
-    <w:p>
-      <w:pPr>
-        <w:spacing w:after="0"/>
+        <w:t>3. Performance sécurité</w:t>
+      </w:r>
+    </w:p>
+    <w:p>
+      <w:pPr>
         <w:ind w:left="567"/>
       </w:pPr>
       <w:r>
         <w:rPr>
-          <w:rFonts w:ascii="Consolas" w:cs="Consolas" w:eastAsia="Consolas" w:hAnsi="Consolas"/>
+          <w:rFonts w:ascii="Consolas" w:eastAsia="Consolas" w:hAnsi="Consolas" w:cs="Consolas"/>
           <w:sz w:val="19"/>
           <w:szCs w:val="19"/>
         </w:rPr>
@@ -832,12 +768,11 @@
     </w:p>
     <w:p>
       <w:pPr>
-        <w:spacing w:after="0"/>
         <w:ind w:left="567"/>
       </w:pPr>
       <w:r>
         <w:rPr>
-          <w:rFonts w:ascii="Consolas" w:cs="Consolas" w:eastAsia="Consolas" w:hAnsi="Consolas"/>
+          <w:rFonts w:ascii="Consolas" w:eastAsia="Consolas" w:hAnsi="Consolas" w:cs="Consolas"/>
           <w:sz w:val="19"/>
           <w:szCs w:val="19"/>
         </w:rPr>
@@ -846,12 +781,11 @@
     </w:p>
     <w:p>
       <w:pPr>
-        <w:spacing w:after="0"/>
         <w:ind w:left="567"/>
       </w:pPr>
       <w:r>
         <w:rPr>
-          <w:rFonts w:ascii="Consolas" w:cs="Consolas" w:eastAsia="Consolas" w:hAnsi="Consolas"/>
+          <w:rFonts w:ascii="Consolas" w:eastAsia="Consolas" w:hAnsi="Consolas" w:cs="Consolas"/>
           <w:sz w:val="19"/>
           <w:szCs w:val="19"/>
         </w:rPr>
@@ -860,12 +794,11 @@
     </w:p>
     <w:p>
       <w:pPr>
-        <w:spacing w:after="0"/>
         <w:ind w:left="567"/>
       </w:pPr>
       <w:r>
         <w:rPr>
-          <w:rFonts w:ascii="Consolas" w:cs="Consolas" w:eastAsia="Consolas" w:hAnsi="Consolas"/>
+          <w:rFonts w:ascii="Consolas" w:eastAsia="Consolas" w:hAnsi="Consolas" w:cs="Consolas"/>
           <w:sz w:val="19"/>
           <w:szCs w:val="19"/>
         </w:rPr>
@@ -874,12 +807,11 @@
     </w:p>
     <w:p>
       <w:pPr>
-        <w:spacing w:after="0"/>
         <w:ind w:left="567"/>
       </w:pPr>
       <w:r>
         <w:rPr>
-          <w:rFonts w:ascii="Consolas" w:cs="Consolas" w:eastAsia="Consolas" w:hAnsi="Consolas"/>
+          <w:rFonts w:ascii="Consolas" w:eastAsia="Consolas" w:hAnsi="Consolas" w:cs="Consolas"/>
           <w:sz w:val="19"/>
           <w:szCs w:val="19"/>
         </w:rPr>
@@ -888,40 +820,37 @@
     </w:p>
     <w:p>
       <w:pPr>
-        <w:spacing w:after="0"/>
         <w:ind w:left="567"/>
       </w:pPr>
       <w:r>
         <w:rPr>
-          <w:rFonts w:ascii="Consolas" w:cs="Consolas" w:eastAsia="Consolas" w:hAnsi="Consolas"/>
+          <w:rFonts w:ascii="Consolas" w:eastAsia="Consolas" w:hAnsi="Consolas" w:cs="Consolas"/>
           <w:sz w:val="19"/>
           <w:szCs w:val="19"/>
         </w:rPr>
-        <w:t xml:space="preserve">4. Risques : risques ouverts &gt; appétit (RR-02) : R-05, R-08, R-09, [...]</w:t>
-      </w:r>
-    </w:p>
-    <w:p>
-      <w:pPr>
-        <w:spacing w:after="0"/>
+        <w:t>4. Risques : risques ouverts &gt; appétit (RR-02) : R-05, R-08, R-09, [...]</w:t>
+      </w:r>
+    </w:p>
+    <w:p>
+      <w:pPr>
         <w:ind w:left="567"/>
       </w:pPr>
       <w:r>
         <w:rPr>
-          <w:rFonts w:ascii="Consolas" w:cs="Consolas" w:eastAsia="Consolas" w:hAnsi="Consolas"/>
+          <w:rFonts w:ascii="Consolas" w:eastAsia="Consolas" w:hAnsi="Consolas" w:cs="Consolas"/>
           <w:sz w:val="19"/>
           <w:szCs w:val="19"/>
         </w:rPr>
-        <w:t xml:space="preserve">5. Décisions et actions</w:t>
-      </w:r>
-    </w:p>
-    <w:p>
-      <w:pPr>
-        <w:spacing w:after="0"/>
+        <w:t>5. Décisions et actions</w:t>
+      </w:r>
+    </w:p>
+    <w:p>
+      <w:pPr>
         <w:ind w:left="567"/>
       </w:pPr>
       <w:r>
         <w:rPr>
-          <w:rFonts w:ascii="Consolas" w:cs="Consolas" w:eastAsia="Consolas" w:hAnsi="Consolas"/>
+          <w:rFonts w:ascii="Consolas" w:eastAsia="Consolas" w:hAnsi="Consolas" w:cs="Consolas"/>
           <w:sz w:val="19"/>
           <w:szCs w:val="19"/>
         </w:rPr>
@@ -930,12 +859,11 @@
     </w:p>
     <w:p>
       <w:pPr>
-        <w:spacing w:after="0"/>
         <w:ind w:left="567"/>
       </w:pPr>
       <w:r>
         <w:rPr>
-          <w:rFonts w:ascii="Consolas" w:cs="Consolas" w:eastAsia="Consolas" w:hAnsi="Consolas"/>
+          <w:rFonts w:ascii="Consolas" w:eastAsia="Consolas" w:hAnsi="Consolas" w:cs="Consolas"/>
           <w:sz w:val="19"/>
           <w:szCs w:val="19"/>
         </w:rPr>
@@ -944,68 +872,71 @@
     </w:p>
     <w:p>
       <w:pPr>
-        <w:spacing w:after="0"/>
         <w:ind w:left="567"/>
       </w:pPr>
       <w:r>
         <w:rPr>
-          <w:rFonts w:ascii="Consolas" w:cs="Consolas" w:eastAsia="Consolas" w:hAnsi="Consolas"/>
+          <w:rFonts w:ascii="Consolas" w:eastAsia="Consolas" w:hAnsi="Consolas" w:cs="Consolas"/>
           <w:sz w:val="19"/>
           <w:szCs w:val="19"/>
         </w:rPr>
-        <w:t xml:space="preserve">6. Prochaine revue : [date]</w:t>
+        <w:t>6. Prochaine revue : [date]</w:t>
       </w:r>
     </w:p>
     <w:p>
       <w:pPr>
         <w:spacing w:after="140"/>
       </w:pPr>
-      <w:r>
-        <w:t xml:space="preserve"/>
-      </w:r>
-    </w:p>
-    <w:p>
-      <w:pPr>
-        <w:pStyle w:val="Heading2"/>
-        <w:spacing w:after="120" w:before="280"/>
-      </w:pPr>
-      <w:r>
-        <w:rPr>
-          <w:b/>
-          <w:bCs/>
-        </w:rPr>
-        <w:t xml:space="preserve">VII. INDICATEURS PROPOSÉS (À VALIDER)</w:t>
+    </w:p>
+    <w:p>
+      <w:pPr>
+        <w:pStyle w:val="Titre2"/>
+        <w:spacing w:before="280" w:after="120"/>
+      </w:pPr>
+      <w:r>
+        <w:t>VII. INDICATEURS PROPOSÉS (À VALIDER)</w:t>
       </w:r>
     </w:p>
     <w:tbl>
       <w:tblPr>
-        <w:tblW w:type="dxa" w:w="9072"/>
+        <w:tblW w:w="9072" w:type="dxa"/>
         <w:tblBorders>
-          <w:top w:val="single" w:color="7F7F7F" w:sz="4"/>
-          <w:left w:val="single" w:color="7F7F7F" w:sz="4"/>
-          <w:bottom w:val="single" w:color="7F7F7F" w:sz="4"/>
-          <w:right w:val="single" w:color="7F7F7F" w:sz="4"/>
-          <w:insideH w:val="single" w:color="7F7F7F" w:sz="4"/>
-          <w:insideV w:val="single" w:color="7F7F7F" w:sz="4"/>
+          <w:top w:val="single" w:sz="4" w:space="0" w:color="7F7F7F"/>
+          <w:left w:val="single" w:sz="4" w:space="0" w:color="7F7F7F"/>
+          <w:bottom w:val="single" w:sz="4" w:space="0" w:color="7F7F7F"/>
+          <w:right w:val="single" w:sz="4" w:space="0" w:color="7F7F7F"/>
+          <w:insideH w:val="single" w:sz="4" w:space="0" w:color="7F7F7F"/>
+          <w:insideV w:val="single" w:sz="4" w:space="0" w:color="7F7F7F"/>
         </w:tblBorders>
+        <w:tblCellMar>
+          <w:left w:w="10" w:type="dxa"/>
+          <w:right w:w="10" w:type="dxa"/>
+        </w:tblCellMar>
+        <w:tblLook w:val="04A0" w:firstRow="1" w:lastRow="0" w:firstColumn="1" w:lastColumn="0" w:noHBand="0" w:noVBand="1"/>
       </w:tblPr>
       <w:tblGrid>
         <w:gridCol w:w="6955"/>
         <w:gridCol w:w="2117"/>
       </w:tblGrid>
       <w:tr>
+        <w:tblPrEx>
+          <w:tblCellMar>
+            <w:top w:w="0" w:type="dxa"/>
+            <w:bottom w:w="0" w:type="dxa"/>
+          </w:tblCellMar>
+        </w:tblPrEx>
         <w:trPr>
           <w:tblHeader/>
         </w:trPr>
         <w:tc>
           <w:tcPr>
-            <w:tcW w:type="dxa" w:w="6955"/>
-            <w:shd w:fill="EDEDED" w:color="auto" w:val="clear"/>
+            <w:tcW w:w="6955" w:type="dxa"/>
+            <w:shd w:val="clear" w:color="auto" w:fill="EDEDED"/>
             <w:tcMar>
-              <w:top w:type="dxa" w:w="50"/>
-              <w:left w:type="dxa" w:w="90"/>
-              <w:bottom w:type="dxa" w:w="50"/>
-              <w:right w:type="dxa" w:w="90"/>
+              <w:top w:w="50" w:type="dxa"/>
+              <w:left w:w="90" w:type="dxa"/>
+              <w:bottom w:w="50" w:type="dxa"/>
+              <w:right w:w="90" w:type="dxa"/>
             </w:tcMar>
           </w:tcPr>
           <w:p>
@@ -1016,19 +947,19 @@
                 <w:sz w:val="20"/>
                 <w:szCs w:val="20"/>
               </w:rPr>
-              <w:t xml:space="preserve">Indicateur</w:t>
+              <w:t>Indicateur</w:t>
             </w:r>
           </w:p>
         </w:tc>
         <w:tc>
           <w:tcPr>
-            <w:tcW w:type="dxa" w:w="2117"/>
-            <w:shd w:fill="EDEDED" w:color="auto" w:val="clear"/>
+            <w:tcW w:w="2117" w:type="dxa"/>
+            <w:shd w:val="clear" w:color="auto" w:fill="EDEDED"/>
             <w:tcMar>
-              <w:top w:type="dxa" w:w="50"/>
-              <w:left w:type="dxa" w:w="90"/>
-              <w:bottom w:type="dxa" w:w="50"/>
-              <w:right w:type="dxa" w:w="90"/>
+              <w:top w:w="50" w:type="dxa"/>
+              <w:left w:w="90" w:type="dxa"/>
+              <w:bottom w:w="50" w:type="dxa"/>
+              <w:right w:w="90" w:type="dxa"/>
             </w:tcMar>
           </w:tcPr>
           <w:p>
@@ -1039,20 +970,26 @@
                 <w:sz w:val="20"/>
                 <w:szCs w:val="20"/>
               </w:rPr>
-              <w:t xml:space="preserve">Cible proposée</w:t>
+              <w:t>Cible proposée</w:t>
             </w:r>
           </w:p>
         </w:tc>
       </w:tr>
       <w:tr>
+        <w:tblPrEx>
+          <w:tblCellMar>
+            <w:top w:w="0" w:type="dxa"/>
+            <w:bottom w:w="0" w:type="dxa"/>
+          </w:tblCellMar>
+        </w:tblPrEx>
         <w:tc>
           <w:tcPr>
-            <w:tcW w:type="dxa" w:w="6955"/>
+            <w:tcW w:w="6955" w:type="dxa"/>
             <w:tcMar>
-              <w:top w:type="dxa" w:w="50"/>
-              <w:left w:type="dxa" w:w="90"/>
-              <w:bottom w:type="dxa" w:w="50"/>
-              <w:right w:type="dxa" w:w="90"/>
+              <w:top w:w="50" w:type="dxa"/>
+              <w:left w:w="90" w:type="dxa"/>
+              <w:bottom w:w="50" w:type="dxa"/>
+              <w:right w:w="90" w:type="dxa"/>
             </w:tcMar>
           </w:tcPr>
           <w:p>
@@ -1061,18 +998,18 @@
                 <w:sz w:val="20"/>
                 <w:szCs w:val="20"/>
               </w:rPr>
-              <w:t xml:space="preserve">Comptes admin/superviseur avec MFA</w:t>
+              <w:t>Comptes admin/superviseur avec MFA</w:t>
             </w:r>
           </w:p>
         </w:tc>
         <w:tc>
           <w:tcPr>
-            <w:tcW w:type="dxa" w:w="2117"/>
+            <w:tcW w:w="2117" w:type="dxa"/>
             <w:tcMar>
-              <w:top w:type="dxa" w:w="50"/>
-              <w:left w:type="dxa" w:w="90"/>
-              <w:bottom w:type="dxa" w:w="50"/>
-              <w:right w:type="dxa" w:w="90"/>
+              <w:top w:w="50" w:type="dxa"/>
+              <w:left w:w="90" w:type="dxa"/>
+              <w:bottom w:w="50" w:type="dxa"/>
+              <w:right w:w="90" w:type="dxa"/>
             </w:tcMar>
           </w:tcPr>
           <w:p>
@@ -1081,20 +1018,26 @@
                 <w:sz w:val="20"/>
                 <w:szCs w:val="20"/>
               </w:rPr>
-              <w:t xml:space="preserve">100 %</w:t>
+              <w:t>100 %</w:t>
             </w:r>
           </w:p>
         </w:tc>
       </w:tr>
       <w:tr>
+        <w:tblPrEx>
+          <w:tblCellMar>
+            <w:top w:w="0" w:type="dxa"/>
+            <w:bottom w:w="0" w:type="dxa"/>
+          </w:tblCellMar>
+        </w:tblPrEx>
         <w:tc>
           <w:tcPr>
-            <w:tcW w:type="dxa" w:w="6955"/>
+            <w:tcW w:w="6955" w:type="dxa"/>
             <w:tcMar>
-              <w:top w:type="dxa" w:w="50"/>
-              <w:left w:type="dxa" w:w="90"/>
-              <w:bottom w:type="dxa" w:w="50"/>
-              <w:right w:type="dxa" w:w="90"/>
+              <w:top w:w="50" w:type="dxa"/>
+              <w:left w:w="90" w:type="dxa"/>
+              <w:bottom w:w="50" w:type="dxa"/>
+              <w:right w:w="90" w:type="dxa"/>
             </w:tcMar>
           </w:tcPr>
           <w:p>
@@ -1103,18 +1046,18 @@
                 <w:sz w:val="20"/>
                 <w:szCs w:val="20"/>
               </w:rPr>
-              <w:t xml:space="preserve">Risques résiduels &gt; 9 sans plan daté</w:t>
+              <w:t>Risques résiduels &gt; 9 sans plan daté</w:t>
             </w:r>
           </w:p>
         </w:tc>
         <w:tc>
           <w:tcPr>
-            <w:tcW w:type="dxa" w:w="2117"/>
+            <w:tcW w:w="2117" w:type="dxa"/>
             <w:tcMar>
-              <w:top w:type="dxa" w:w="50"/>
-              <w:left w:type="dxa" w:w="90"/>
-              <w:bottom w:type="dxa" w:w="50"/>
-              <w:right w:type="dxa" w:w="90"/>
+              <w:top w:w="50" w:type="dxa"/>
+              <w:left w:w="90" w:type="dxa"/>
+              <w:bottom w:w="50" w:type="dxa"/>
+              <w:right w:w="90" w:type="dxa"/>
             </w:tcMar>
           </w:tcPr>
           <w:p>
@@ -1123,20 +1066,26 @@
                 <w:sz w:val="20"/>
                 <w:szCs w:val="20"/>
               </w:rPr>
-              <w:t xml:space="preserve">0</w:t>
+              <w:t>0</w:t>
             </w:r>
           </w:p>
         </w:tc>
       </w:tr>
       <w:tr>
+        <w:tblPrEx>
+          <w:tblCellMar>
+            <w:top w:w="0" w:type="dxa"/>
+            <w:bottom w:w="0" w:type="dxa"/>
+          </w:tblCellMar>
+        </w:tblPrEx>
         <w:tc>
           <w:tcPr>
-            <w:tcW w:type="dxa" w:w="6955"/>
+            <w:tcW w:w="6955" w:type="dxa"/>
             <w:tcMar>
-              <w:top w:type="dxa" w:w="50"/>
-              <w:left w:type="dxa" w:w="90"/>
-              <w:bottom w:type="dxa" w:w="50"/>
-              <w:right w:type="dxa" w:w="90"/>
+              <w:top w:w="50" w:type="dxa"/>
+              <w:left w:w="90" w:type="dxa"/>
+              <w:bottom w:w="50" w:type="dxa"/>
+              <w:right w:w="90" w:type="dxa"/>
             </w:tcMar>
           </w:tcPr>
           <w:p>
@@ -1145,18 +1094,18 @@
                 <w:sz w:val="20"/>
                 <w:szCs w:val="20"/>
               </w:rPr>
-              <w:t xml:space="preserve">Correctifs de vulnérabilités critiques appliqués</w:t>
+              <w:t>Correctifs de vulnérabilités critiques appliqués</w:t>
             </w:r>
           </w:p>
         </w:tc>
         <w:tc>
           <w:tcPr>
-            <w:tcW w:type="dxa" w:w="2117"/>
+            <w:tcW w:w="2117" w:type="dxa"/>
             <w:tcMar>
-              <w:top w:type="dxa" w:w="50"/>
-              <w:left w:type="dxa" w:w="90"/>
-              <w:bottom w:type="dxa" w:w="50"/>
-              <w:right w:type="dxa" w:w="90"/>
+              <w:top w:w="50" w:type="dxa"/>
+              <w:left w:w="90" w:type="dxa"/>
+              <w:bottom w:w="50" w:type="dxa"/>
+              <w:right w:w="90" w:type="dxa"/>
             </w:tcMar>
           </w:tcPr>
           <w:p>
@@ -1165,20 +1114,26 @@
                 <w:sz w:val="20"/>
                 <w:szCs w:val="20"/>
               </w:rPr>
-              <w:t xml:space="preserve">&lt; 30 jours</w:t>
+              <w:t>&lt; 30 jours</w:t>
             </w:r>
           </w:p>
         </w:tc>
       </w:tr>
       <w:tr>
+        <w:tblPrEx>
+          <w:tblCellMar>
+            <w:top w:w="0" w:type="dxa"/>
+            <w:bottom w:w="0" w:type="dxa"/>
+          </w:tblCellMar>
+        </w:tblPrEx>
         <w:tc>
           <w:tcPr>
-            <w:tcW w:type="dxa" w:w="6955"/>
+            <w:tcW w:w="6955" w:type="dxa"/>
             <w:tcMar>
-              <w:top w:type="dxa" w:w="50"/>
-              <w:left w:type="dxa" w:w="90"/>
-              <w:bottom w:type="dxa" w:w="50"/>
-              <w:right w:type="dxa" w:w="90"/>
+              <w:top w:w="50" w:type="dxa"/>
+              <w:left w:w="90" w:type="dxa"/>
+              <w:bottom w:w="50" w:type="dxa"/>
+              <w:right w:w="90" w:type="dxa"/>
             </w:tcMar>
           </w:tcPr>
           <w:p>
@@ -1187,18 +1142,18 @@
                 <w:sz w:val="20"/>
                 <w:szCs w:val="20"/>
               </w:rPr>
-              <w:t xml:space="preserve">Test de restauration de sauvegarde réussi</w:t>
+              <w:t>Test de restauration de sauvegarde réussi</w:t>
             </w:r>
           </w:p>
         </w:tc>
         <w:tc>
           <w:tcPr>
-            <w:tcW w:type="dxa" w:w="2117"/>
+            <w:tcW w:w="2117" w:type="dxa"/>
             <w:tcMar>
-              <w:top w:type="dxa" w:w="50"/>
-              <w:left w:type="dxa" w:w="90"/>
-              <w:bottom w:type="dxa" w:w="50"/>
-              <w:right w:type="dxa" w:w="90"/>
+              <w:top w:w="50" w:type="dxa"/>
+              <w:left w:w="90" w:type="dxa"/>
+              <w:bottom w:w="50" w:type="dxa"/>
+              <w:right w:w="90" w:type="dxa"/>
             </w:tcMar>
           </w:tcPr>
           <w:p>
@@ -1207,20 +1162,26 @@
                 <w:sz w:val="20"/>
                 <w:szCs w:val="20"/>
               </w:rPr>
-              <w:t xml:space="preserve">1 / an minimum</w:t>
+              <w:t>1 / an minimum</w:t>
             </w:r>
           </w:p>
         </w:tc>
       </w:tr>
       <w:tr>
+        <w:tblPrEx>
+          <w:tblCellMar>
+            <w:top w:w="0" w:type="dxa"/>
+            <w:bottom w:w="0" w:type="dxa"/>
+          </w:tblCellMar>
+        </w:tblPrEx>
         <w:tc>
           <w:tcPr>
-            <w:tcW w:type="dxa" w:w="6955"/>
+            <w:tcW w:w="6955" w:type="dxa"/>
             <w:tcMar>
-              <w:top w:type="dxa" w:w="50"/>
-              <w:left w:type="dxa" w:w="90"/>
-              <w:bottom w:type="dxa" w:w="50"/>
-              <w:right w:type="dxa" w:w="90"/>
+              <w:top w:w="50" w:type="dxa"/>
+              <w:left w:w="90" w:type="dxa"/>
+              <w:bottom w:w="50" w:type="dxa"/>
+              <w:right w:w="90" w:type="dxa"/>
             </w:tcMar>
           </w:tcPr>
           <w:p>
@@ -1229,18 +1190,18 @@
                 <w:sz w:val="20"/>
                 <w:szCs w:val="20"/>
               </w:rPr>
-              <w:t xml:space="preserve">Incidents critiques non clôturés</w:t>
+              <w:t>Incidents critiques non clôturés</w:t>
             </w:r>
           </w:p>
         </w:tc>
         <w:tc>
           <w:tcPr>
-            <w:tcW w:type="dxa" w:w="2117"/>
+            <w:tcW w:w="2117" w:type="dxa"/>
             <w:tcMar>
-              <w:top w:type="dxa" w:w="50"/>
-              <w:left w:type="dxa" w:w="90"/>
-              <w:bottom w:type="dxa" w:w="50"/>
-              <w:right w:type="dxa" w:w="90"/>
+              <w:top w:w="50" w:type="dxa"/>
+              <w:left w:w="90" w:type="dxa"/>
+              <w:bottom w:w="50" w:type="dxa"/>
+              <w:right w:w="90" w:type="dxa"/>
             </w:tcMar>
           </w:tcPr>
           <w:p>
@@ -1249,20 +1210,26 @@
                 <w:sz w:val="20"/>
                 <w:szCs w:val="20"/>
               </w:rPr>
-              <w:t xml:space="preserve">0</w:t>
+              <w:t>0</w:t>
             </w:r>
           </w:p>
         </w:tc>
       </w:tr>
       <w:tr>
+        <w:tblPrEx>
+          <w:tblCellMar>
+            <w:top w:w="0" w:type="dxa"/>
+            <w:bottom w:w="0" w:type="dxa"/>
+          </w:tblCellMar>
+        </w:tblPrEx>
         <w:tc>
           <w:tcPr>
-            <w:tcW w:type="dxa" w:w="6955"/>
+            <w:tcW w:w="6955" w:type="dxa"/>
             <w:tcMar>
-              <w:top w:type="dxa" w:w="50"/>
-              <w:left w:type="dxa" w:w="90"/>
-              <w:bottom w:type="dxa" w:w="50"/>
-              <w:right w:type="dxa" w:w="90"/>
+              <w:top w:w="50" w:type="dxa"/>
+              <w:left w:w="90" w:type="dxa"/>
+              <w:bottom w:w="50" w:type="dxa"/>
+              <w:right w:w="90" w:type="dxa"/>
             </w:tcMar>
           </w:tcPr>
           <w:p>
@@ -1271,18 +1238,34 @@
                 <w:sz w:val="20"/>
                 <w:szCs w:val="20"/>
               </w:rPr>
-              <w:t xml:space="preserve">Couverture CI (typecheck + tests) sur les poussées</w:t>
+              <w:t>Couverture CI (</w:t>
+            </w:r>
+            <w:proofErr w:type="spellStart"/>
+            <w:r>
+              <w:rPr>
+                <w:sz w:val="20"/>
+                <w:szCs w:val="20"/>
+              </w:rPr>
+              <w:t>typecheck</w:t>
+            </w:r>
+            <w:proofErr w:type="spellEnd"/>
+            <w:r>
+              <w:rPr>
+                <w:sz w:val="20"/>
+                <w:szCs w:val="20"/>
+              </w:rPr>
+              <w:t xml:space="preserve"> + tests) sur les poussées</w:t>
             </w:r>
           </w:p>
         </w:tc>
         <w:tc>
           <w:tcPr>
-            <w:tcW w:type="dxa" w:w="2117"/>
+            <w:tcW w:w="2117" w:type="dxa"/>
             <w:tcMar>
-              <w:top w:type="dxa" w:w="50"/>
-              <w:left w:type="dxa" w:w="90"/>
-              <w:bottom w:type="dxa" w:w="50"/>
-              <w:right w:type="dxa" w:w="90"/>
+              <w:top w:w="50" w:type="dxa"/>
+              <w:left w:w="90" w:type="dxa"/>
+              <w:bottom w:w="50" w:type="dxa"/>
+              <w:right w:w="90" w:type="dxa"/>
             </w:tcMar>
           </w:tcPr>
           <w:p>
@@ -1291,7 +1274,7 @@
                 <w:sz w:val="20"/>
                 <w:szCs w:val="20"/>
               </w:rPr>
-              <w:t xml:space="preserve">100 %</w:t>
+              <w:t>100 %</w:t>
             </w:r>
           </w:p>
         </w:tc>
@@ -1301,21 +1284,14 @@
       <w:pPr>
         <w:spacing w:after="140"/>
       </w:pPr>
-      <w:r>
-        <w:t xml:space="preserve"/>
-      </w:r>
-    </w:p>
-    <w:p>
-      <w:pPr>
-        <w:pStyle w:val="Heading2"/>
-        <w:spacing w:after="120" w:before="280"/>
-      </w:pPr>
-      <w:r>
-        <w:rPr>
-          <w:b/>
-          <w:bCs/>
-        </w:rPr>
-        <w:t xml:space="preserve">VIII. PREMIÈRE REVUE : ORDRE DU JOUR SUGGÉRÉ</w:t>
+    </w:p>
+    <w:p>
+      <w:pPr>
+        <w:pStyle w:val="Titre2"/>
+        <w:spacing w:before="280" w:after="120"/>
+      </w:pPr>
+      <w:r>
+        <w:t>VIII. PREMIÈRE REVUE : ORDRE DU JOUR SUGGÉRÉ</w:t>
       </w:r>
     </w:p>
     <w:p>
@@ -1325,10 +1301,7 @@
         <w:jc w:val="both"/>
       </w:pPr>
       <w:r>
-        <w:t xml:space="preserve">1. </w:t>
-      </w:r>
-      <w:r>
-        <w:t xml:space="preserve">Approuver la politique (PSI-01) et nommer le responsable SMSI.</w:t>
+        <w:t>1. Approuver la politique (PSI-01) et nommer le responsable SMSI.</w:t>
       </w:r>
     </w:p>
     <w:p>
@@ -1338,10 +1311,7 @@
         <w:jc w:val="both"/>
       </w:pPr>
       <w:r>
-        <w:t xml:space="preserve">2. </w:t>
-      </w:r>
-      <w:r>
-        <w:t xml:space="preserve">Valider l'appétit au risque et le registre (RR-02).</w:t>
+        <w:t>2. Valider l'appétit au risque et le registre (RR-02).</w:t>
       </w:r>
     </w:p>
     <w:p>
@@ -1351,10 +1321,7 @@
         <w:jc w:val="both"/>
       </w:pPr>
       <w:r>
-        <w:t xml:space="preserve">3. </w:t>
-      </w:r>
-      <w:r>
-        <w:t xml:space="preserve">Décider des trois risques prioritaires ouverts (R-05, R-08, R-09).</w:t>
+        <w:t>3. Décider des trois risques prioritaires ouverts (R-05, R-08, R-09).</w:t>
       </w:r>
     </w:p>
     <w:p>
@@ -1364,10 +1331,7 @@
         <w:jc w:val="both"/>
       </w:pPr>
       <w:r>
-        <w:t xml:space="preserve">4. </w:t>
-      </w:r>
-      <w:r>
-        <w:t xml:space="preserve">Planifier sauvegarde/DR (R-14) et le premier audit interne (AI-06).</w:t>
+        <w:t>4. Planifier sauvegarde/DR (R-14) et le premier audit interne (AI-06).</w:t>
       </w:r>
     </w:p>
     <w:p>
@@ -1377,60 +1341,51 @@
         <w:jc w:val="both"/>
       </w:pPr>
       <w:r>
-        <w:t xml:space="preserve">5. </w:t>
-      </w:r>
-      <w:r>
-        <w:t xml:space="preserve">Fixer les indicateurs et leurs cibles.</w:t>
+        <w:t>5. Fixer les indicateurs et leurs cibles.</w:t>
       </w:r>
     </w:p>
     <w:p>
       <w:pPr>
         <w:spacing w:after="60"/>
       </w:pPr>
-      <w:r>
-        <w:t xml:space="preserve"/>
-      </w:r>
-    </w:p>
-    <w:p>
-      <w:pPr>
-        <w:spacing w:after="240" w:before="400"/>
+    </w:p>
+    <w:p>
+      <w:pPr>
+        <w:spacing w:before="400" w:after="240"/>
         <w:jc w:val="right"/>
       </w:pPr>
       <w:r>
-        <w:t xml:space="preserve">Fait à Kinshasa, le 7 septembre 2026.</w:t>
+        <w:t>Fait à Kinshasa, le 7 septembre 2026.</w:t>
       </w:r>
     </w:p>
     <w:tbl>
       <w:tblPr>
-        <w:tblW w:type="dxa" w:w="9072"/>
-        <w:tblBorders>
-          <w:top w:val="none" w:color="auto" w:sz="0"/>
-          <w:left w:val="none" w:color="auto" w:sz="0"/>
-          <w:bottom w:val="none" w:color="auto" w:sz="0"/>
-          <w:right w:val="none" w:color="auto" w:sz="0"/>
-          <w:insideH w:val="none" w:color="auto" w:sz="0"/>
-          <w:insideV w:val="none" w:color="auto" w:sz="0"/>
-        </w:tblBorders>
+        <w:tblW w:w="9072" w:type="dxa"/>
+        <w:tblCellMar>
+          <w:left w:w="10" w:type="dxa"/>
+          <w:right w:w="10" w:type="dxa"/>
+        </w:tblCellMar>
+        <w:tblLook w:val="04A0" w:firstRow="1" w:lastRow="0" w:firstColumn="1" w:lastColumn="0" w:noHBand="0" w:noVBand="1"/>
       </w:tblPr>
       <w:tblGrid>
         <w:gridCol w:w="4536"/>
         <w:gridCol w:w="4536"/>
       </w:tblGrid>
       <w:tr>
+        <w:tblPrEx>
+          <w:tblCellMar>
+            <w:top w:w="0" w:type="dxa"/>
+            <w:bottom w:w="0" w:type="dxa"/>
+          </w:tblCellMar>
+        </w:tblPrEx>
         <w:tc>
           <w:tcPr>
-            <w:tcW w:type="dxa" w:w="4536"/>
-            <w:tcBorders>
-              <w:top w:val="none" w:color="auto" w:sz="0"/>
-              <w:left w:val="none" w:color="auto" w:sz="0"/>
-              <w:bottom w:val="none" w:color="auto" w:sz="0"/>
-              <w:right w:val="none" w:color="auto" w:sz="0"/>
-            </w:tcBorders>
+            <w:tcW w:w="4536" w:type="dxa"/>
             <w:tcMar>
-              <w:top w:type="dxa" w:w="40"/>
-              <w:left w:type="dxa" w:w="0"/>
-              <w:bottom w:type="dxa" w:w="40"/>
-              <w:right w:type="dxa" w:w="0"/>
+              <w:top w:w="40" w:type="dxa"/>
+              <w:left w:w="0" w:type="dxa"/>
+              <w:bottom w:w="40" w:type="dxa"/>
+              <w:right w:w="0" w:type="dxa"/>
             </w:tcMar>
           </w:tcPr>
           <w:p>
@@ -1438,9 +1393,6 @@
               <w:spacing w:after="40"/>
               <w:jc w:val="center"/>
             </w:pPr>
-            <w:r>
-              <w:t xml:space="preserve"/>
-            </w:r>
           </w:p>
           <w:p>
             <w:pPr>
@@ -1448,7 +1400,7 @@
               <w:jc w:val="center"/>
             </w:pPr>
             <w:r>
-              <w:t xml:space="preserve">Le Responsable Informatique</w:t>
+              <w:t>Le Responsable Informatique</w:t>
             </w:r>
           </w:p>
           <w:p>
@@ -1460,24 +1412,18 @@
                 <w:b/>
                 <w:bCs/>
               </w:rPr>
-              <w:t xml:space="preserve">Aristarque Kasonga</w:t>
+              <w:t>Aristarque Kasonga</w:t>
             </w:r>
           </w:p>
         </w:tc>
         <w:tc>
           <w:tcPr>
-            <w:tcW w:type="dxa" w:w="4536"/>
-            <w:tcBorders>
-              <w:top w:val="none" w:color="auto" w:sz="0"/>
-              <w:left w:val="none" w:color="auto" w:sz="0"/>
-              <w:bottom w:val="none" w:color="auto" w:sz="0"/>
-              <w:right w:val="none" w:color="auto" w:sz="0"/>
-            </w:tcBorders>
+            <w:tcW w:w="4536" w:type="dxa"/>
             <w:tcMar>
-              <w:top w:type="dxa" w:w="40"/>
-              <w:left w:type="dxa" w:w="0"/>
-              <w:bottom w:type="dxa" w:w="40"/>
-              <w:right w:type="dxa" w:w="0"/>
+              <w:top w:w="40" w:type="dxa"/>
+              <w:left w:w="0" w:type="dxa"/>
+              <w:bottom w:w="40" w:type="dxa"/>
+              <w:right w:w="0" w:type="dxa"/>
             </w:tcMar>
           </w:tcPr>
           <w:p>
@@ -1486,7 +1432,7 @@
               <w:jc w:val="center"/>
             </w:pPr>
             <w:r>
-              <w:t xml:space="preserve">Vu et approuvé,</w:t>
+              <w:t>Vu et approuvé,</w:t>
             </w:r>
           </w:p>
           <w:p>
@@ -1495,7 +1441,7 @@
               <w:jc w:val="center"/>
             </w:pPr>
             <w:r>
-              <w:t xml:space="preserve">Le Directeur Général</w:t>
+              <w:t>Le Directeur Général</w:t>
             </w:r>
           </w:p>
           <w:p>
@@ -1507,40 +1453,28 @@
                 <w:b/>
                 <w:bCs/>
               </w:rPr>
-              <w:t xml:space="preserve">Michel TSHEFU</w:t>
+              <w:t>Michel TSHEFU</w:t>
             </w:r>
           </w:p>
         </w:tc>
       </w:tr>
     </w:tbl>
+    <w:p/>
     <w:sectPr>
       <w:footerReference w:type="default" r:id="rId7"/>
-      <w:pgSz w:w="11906" w:h="16838" w:orient="portrait"/>
-      <w:pgMar w:top="1417" w:right="1417" w:bottom="1417" w:left="1417" w:header="708" w:footer="708" w:gutter="0"/>
-      <w:pgNumType/>
+      <w:pgSz w:w="11906" w:h="16838"/>
+      <w:pgMar w:top="426" w:right="1417" w:bottom="851" w:left="1417" w:header="708" w:footer="708" w:gutter="0"/>
+      <w:cols w:space="720"/>
       <w:docGrid w:linePitch="360"/>
     </w:sectPr>
   </w:body>
 </w:document>
 </file>
 
-<file path=word/comments.xml><?xml version="1.0" encoding="utf-8"?>
-<w:comments xmlns:cx="http://schemas.microsoft.com/office/drawing/2014/chartex" xmlns:cx1="http://schemas.microsoft.com/office/drawing/2015/9/8/chartex" xmlns:cx2="http://schemas.microsoft.com/office/drawing/2015/10/21/chartex" xmlns:cx3="http://schemas.microsoft.com/office/drawing/2016/5/9/chartex" xmlns:cx4="http://schemas.microsoft.com/office/drawing/2016/5/10/chartex" xmlns:cx5="http://schemas.microsoft.com/office/drawing/2016/5/11/chartex" xmlns:cx6="http://schemas.microsoft.com/office/drawing/2016/5/12/chartex" xmlns:cx7="http://schemas.microsoft.com/office/drawing/2016/5/13/chartex" xmlns:cx8="http://schemas.microsoft.com/office/drawing/2016/5/14/chartex" xmlns:mc="http://schemas.openxmlformats.org/markup-compatibility/2006" xmlns:aink="http://schemas.microsoft.com/office/drawing/2016/ink" xmlns:am3d="http://schemas.microsoft.com/office/drawing/2017/model3d" xmlns:o="urn:schemas-microsoft-com:office:office" xmlns:r="http://schemas.openxmlformats.org/officeDocument/2006/relationships" xmlns:m="http://schemas.openxmlformats.org/officeDocument/2006/math" xmlns:v="urn:schemas-microsoft-com:vml" xmlns:wp14="http://schemas.microsoft.com/office/word/2010/wordprocessingDrawing" xmlns:wp="http://schemas.openxmlformats.org/drawingml/2006/wordprocessingDrawing" xmlns:w10="urn:schemas-microsoft-com:office:word" xmlns:w="http://schemas.openxmlformats.org/wordprocessingml/2006/main" xmlns:w14="http://schemas.microsoft.com/office/word/2010/wordml" xmlns:w15="http://schemas.microsoft.com/office/word/2012/wordml" xmlns:w16cex="http://schemas.microsoft.com/office/word/2018/wordml/cex" xmlns:w16cid="http://schemas.microsoft.com/office/word/2016/wordml/cid" xmlns:w16="http://schemas.microsoft.com/office/word/2018/wordml" xmlns:w16sdtdh="http://schemas.microsoft.com/office/word/2020/wordml/sdtdatahash" xmlns:w16se="http://schemas.microsoft.com/office/word/2015/wordml/symex" xmlns:wpg="http://schemas.microsoft.com/office/word/2010/wordprocessingGroup" xmlns:wpi="http://schemas.microsoft.com/office/word/2010/wordprocessingInk" xmlns:wne="http://schemas.microsoft.com/office/word/2006/wordml" xmlns:wps="http://schemas.microsoft.com/office/word/2010/wordprocessingShape"/>
-</file>
-
 <file path=word/endnotes.xml><?xml version="1.0" encoding="utf-8"?>
-<w:endnotes xmlns:wpc="http://schemas.microsoft.com/office/word/2010/wordprocessingCanvas" xmlns:mc="http://schemas.openxmlformats.org/markup-compatibility/2006" xmlns:o="urn:schemas-microsoft-com:office:office" xmlns:r="http://schemas.openxmlformats.org/officeDocument/2006/relationships" xmlns:m="http://schemas.openxmlformats.org/officeDocument/2006/math" xmlns:v="urn:schemas-microsoft-com:vml" xmlns:wp14="http://schemas.microsoft.com/office/word/2010/wordprocessingDrawing" xmlns:wp="http://schemas.openxmlformats.org/drawingml/2006/wordprocessingDrawing" xmlns:w10="urn:schemas-microsoft-com:office:word" xmlns:w="http://schemas.openxmlformats.org/wordprocessingml/2006/main" xmlns:w14="http://schemas.microsoft.com/office/word/2010/wordml" xmlns:w15="http://schemas.microsoft.com/office/word/2012/wordml" xmlns:wpg="http://schemas.microsoft.com/office/word/2010/wordprocessingGroup" xmlns:wpi="http://schemas.microsoft.com/office/word/2010/wordprocessingInk" xmlns:wne="http://schemas.microsoft.com/office/word/2006/wordml" xmlns:wps="http://schemas.microsoft.com/office/word/2010/wordprocessingShape" mc:Ignorable="w14 w15 wp14">
+<w:endnotes xmlns:wpc="http://schemas.microsoft.com/office/word/2010/wordprocessingCanvas" xmlns:cx="http://schemas.microsoft.com/office/drawing/2014/chartex" xmlns:cx1="http://schemas.microsoft.com/office/drawing/2015/9/8/chartex" xmlns:cx2="http://schemas.microsoft.com/office/drawing/2015/10/21/chartex" xmlns:cx3="http://schemas.microsoft.com/office/drawing/2016/5/9/chartex" xmlns:cx4="http://schemas.microsoft.com/office/drawing/2016/5/10/chartex" xmlns:cx5="http://schemas.microsoft.com/office/drawing/2016/5/11/chartex" xmlns:cx6="http://schemas.microsoft.com/office/drawing/2016/5/12/chartex" xmlns:cx7="http://schemas.microsoft.com/office/drawing/2016/5/13/chartex" xmlns:cx8="http://schemas.microsoft.com/office/drawing/2016/5/14/chartex" xmlns:mc="http://schemas.openxmlformats.org/markup-compatibility/2006" xmlns:aink="http://schemas.microsoft.com/office/drawing/2016/ink" xmlns:am3d="http://schemas.microsoft.com/office/drawing/2017/model3d" xmlns:o="urn:schemas-microsoft-com:office:office" xmlns:oel="http://schemas.microsoft.com/office/2019/extlst" xmlns:r="http://schemas.openxmlformats.org/officeDocument/2006/relationships" xmlns:m="http://schemas.openxmlformats.org/officeDocument/2006/math" xmlns:v="urn:schemas-microsoft-com:vml" xmlns:wp14="http://schemas.microsoft.com/office/word/2010/wordprocessingDrawing" xmlns:wp="http://schemas.openxmlformats.org/drawingml/2006/wordprocessingDrawing" xmlns:w10="urn:schemas-microsoft-com:office:word" xmlns:w="http://schemas.openxmlformats.org/wordprocessingml/2006/main" xmlns:w14="http://schemas.microsoft.com/office/word/2010/wordml" xmlns:w15="http://schemas.microsoft.com/office/word/2012/wordml" xmlns:w16cex="http://schemas.microsoft.com/office/word/2018/wordml/cex" xmlns:w16cid="http://schemas.microsoft.com/office/word/2016/wordml/cid" xmlns:w16="http://schemas.microsoft.com/office/word/2018/wordml" xmlns:w16du="http://schemas.microsoft.com/office/word/2023/wordml/word16du" xmlns:w16sdtdh="http://schemas.microsoft.com/office/word/2020/wordml/sdtdatahash" xmlns:w16sdtfl="http://schemas.microsoft.com/office/word/2024/wordml/sdtformatlock" xmlns:w16se="http://schemas.microsoft.com/office/word/2015/wordml/symex" xmlns:wpg="http://schemas.microsoft.com/office/word/2010/wordprocessingGroup" xmlns:wpi="http://schemas.microsoft.com/office/word/2010/wordprocessingInk" xmlns:wne="http://schemas.microsoft.com/office/word/2006/wordml" xmlns:wps="http://schemas.microsoft.com/office/word/2010/wordprocessingShape" mc:Ignorable="w14 w15 w16se w16cid w16 w16cex w16sdtdh w16sdtfl w16du wp14">
   <w:endnote w:type="separator" w:id="-1">
     <w:p>
-      <w:pPr>
-        <w:spacing w:after="0" w:line="240" w:lineRule="auto"/>
-      </w:pPr>
-      <w:r>
-        <w:rPr>
-          <w:rStyle w:val="EndnoteReference"/>
-        </w:rPr>
-        <w:endnoteRef/>
-      </w:r>
       <w:r>
         <w:separator/>
       </w:r>
@@ -1548,15 +1482,6 @@
   </w:endnote>
   <w:endnote w:type="continuationSeparator" w:id="0">
     <w:p>
-      <w:pPr>
-        <w:spacing w:after="0" w:line="240" w:lineRule="auto"/>
-      </w:pPr>
-      <w:r>
-        <w:rPr>
-          <w:rStyle w:val="EndnoteReference"/>
-        </w:rPr>
-        <w:endnoteRef/>
-      </w:r>
       <w:r>
         <w:continuationSeparator/>
       </w:r>
@@ -1566,18 +1491,46 @@
 </file>
 
 <file path=word/footer1.xml><?xml version="1.0" encoding="utf-8"?>
-<w:ftr xmlns:wpc="http://schemas.microsoft.com/office/word/2010/wordprocessingCanvas" xmlns:mc="http://schemas.openxmlformats.org/markup-compatibility/2006" xmlns:o="urn:schemas-microsoft-com:office:office" xmlns:r="http://schemas.openxmlformats.org/officeDocument/2006/relationships" xmlns:m="http://schemas.openxmlformats.org/officeDocument/2006/math" xmlns:v="urn:schemas-microsoft-com:vml" xmlns:wp14="http://schemas.microsoft.com/office/word/2010/wordprocessingDrawing" xmlns:wp="http://schemas.openxmlformats.org/drawingml/2006/wordprocessingDrawing" xmlns:w10="urn:schemas-microsoft-com:office:word" xmlns:w="http://schemas.openxmlformats.org/wordprocessingml/2006/main" xmlns:w14="http://schemas.microsoft.com/office/word/2010/wordml" xmlns:w15="http://schemas.microsoft.com/office/word/2012/wordml" xmlns:wpg="http://schemas.microsoft.com/office/word/2010/wordprocessingGroup" xmlns:wpi="http://schemas.microsoft.com/office/word/2010/wordprocessingInk" xmlns:wne="http://schemas.microsoft.com/office/word/2006/wordml" xmlns:wps="http://schemas.microsoft.com/office/word/2010/wordprocessingShape">
+<w:ftr xmlns:wpc="http://schemas.microsoft.com/office/word/2010/wordprocessingCanvas" xmlns:cx="http://schemas.microsoft.com/office/drawing/2014/chartex" xmlns:cx1="http://schemas.microsoft.com/office/drawing/2015/9/8/chartex" xmlns:cx2="http://schemas.microsoft.com/office/drawing/2015/10/21/chartex" xmlns:cx3="http://schemas.microsoft.com/office/drawing/2016/5/9/chartex" xmlns:cx4="http://schemas.microsoft.com/office/drawing/2016/5/10/chartex" xmlns:cx5="http://schemas.microsoft.com/office/drawing/2016/5/11/chartex" xmlns:cx6="http://schemas.microsoft.com/office/drawing/2016/5/12/chartex" xmlns:cx7="http://schemas.microsoft.com/office/drawing/2016/5/13/chartex" xmlns:cx8="http://schemas.microsoft.com/office/drawing/2016/5/14/chartex" xmlns:mc="http://schemas.openxmlformats.org/markup-compatibility/2006" xmlns:aink="http://schemas.microsoft.com/office/drawing/2016/ink" xmlns:am3d="http://schemas.microsoft.com/office/drawing/2017/model3d" xmlns:o="urn:schemas-microsoft-com:office:office" xmlns:oel="http://schemas.microsoft.com/office/2019/extlst" xmlns:r="http://schemas.openxmlformats.org/officeDocument/2006/relationships" xmlns:m="http://schemas.openxmlformats.org/officeDocument/2006/math" xmlns:v="urn:schemas-microsoft-com:vml" xmlns:wp14="http://schemas.microsoft.com/office/word/2010/wordprocessingDrawing" xmlns:wp="http://schemas.openxmlformats.org/drawingml/2006/wordprocessingDrawing" xmlns:w10="urn:schemas-microsoft-com:office:word" xmlns:w="http://schemas.openxmlformats.org/wordprocessingml/2006/main" xmlns:w14="http://schemas.microsoft.com/office/word/2010/wordml" xmlns:w15="http://schemas.microsoft.com/office/word/2012/wordml" xmlns:w16cex="http://schemas.microsoft.com/office/word/2018/wordml/cex" xmlns:w16cid="http://schemas.microsoft.com/office/word/2016/wordml/cid" xmlns:w16="http://schemas.microsoft.com/office/word/2018/wordml" xmlns:w16du="http://schemas.microsoft.com/office/word/2023/wordml/word16du" xmlns:w16sdtdh="http://schemas.microsoft.com/office/word/2020/wordml/sdtdatahash" xmlns:w16sdtfl="http://schemas.microsoft.com/office/word/2024/wordml/sdtformatlock" xmlns:w16se="http://schemas.microsoft.com/office/word/2015/wordml/symex" xmlns:wpg="http://schemas.microsoft.com/office/word/2010/wordprocessingGroup" xmlns:wpi="http://schemas.microsoft.com/office/word/2010/wordprocessingInk" xmlns:wne="http://schemas.microsoft.com/office/word/2006/wordml" xmlns:wps="http://schemas.microsoft.com/office/word/2010/wordprocessingShape" mc:Ignorable="w14 w15 w16se w16cid w16 w16cex w16sdtdh w16sdtfl w16du wp14">
   <w:p>
     <w:pPr>
       <w:jc w:val="center"/>
     </w:pPr>
+    <w:proofErr w:type="spellStart"/>
     <w:r>
       <w:rPr>
         <w:color w:val="404040"/>
         <w:sz w:val="18"/>
         <w:szCs w:val="18"/>
       </w:rPr>
-      <w:t xml:space="preserve">African Transport Systems   /   Page </w:t>
+      <w:t>African</w:t>
+    </w:r>
+    <w:proofErr w:type="spellEnd"/>
+    <w:r>
+      <w:rPr>
+        <w:color w:val="404040"/>
+        <w:sz w:val="18"/>
+        <w:szCs w:val="18"/>
+      </w:rPr>
+      <w:t xml:space="preserve"> Transport </w:t>
+    </w:r>
+    <w:proofErr w:type="spellStart"/>
+    <w:r>
+      <w:rPr>
+        <w:color w:val="404040"/>
+        <w:sz w:val="18"/>
+        <w:szCs w:val="18"/>
+      </w:rPr>
+      <w:t>Systems</w:t>
+    </w:r>
+    <w:proofErr w:type="spellEnd"/>
+    <w:r>
+      <w:rPr>
+        <w:color w:val="404040"/>
+        <w:sz w:val="18"/>
+        <w:szCs w:val="18"/>
+      </w:rPr>
+      <w:t xml:space="preserve">   /   Page </w:t>
     </w:r>
     <w:r>
       <w:rPr>
@@ -1586,8 +1539,38 @@
         <w:szCs w:val="18"/>
       </w:rPr>
       <w:fldChar w:fldCharType="begin"/>
-      <w:instrText xml:space="preserve">PAGE</w:instrText>
+    </w:r>
+    <w:r>
+      <w:rPr>
+        <w:color w:val="404040"/>
+        <w:sz w:val="18"/>
+        <w:szCs w:val="18"/>
+      </w:rPr>
+      <w:instrText>PAGE</w:instrText>
+    </w:r>
+    <w:r>
+      <w:rPr>
+        <w:color w:val="404040"/>
+        <w:sz w:val="18"/>
+        <w:szCs w:val="18"/>
+      </w:rPr>
       <w:fldChar w:fldCharType="separate"/>
+    </w:r>
+    <w:r>
+      <w:rPr>
+        <w:noProof/>
+        <w:color w:val="404040"/>
+        <w:sz w:val="18"/>
+        <w:szCs w:val="18"/>
+      </w:rPr>
+      <w:t>1</w:t>
+    </w:r>
+    <w:r>
+      <w:rPr>
+        <w:color w:val="404040"/>
+        <w:sz w:val="18"/>
+        <w:szCs w:val="18"/>
+      </w:rPr>
       <w:fldChar w:fldCharType="end"/>
     </w:r>
     <w:r>
@@ -1605,8 +1588,38 @@
         <w:szCs w:val="18"/>
       </w:rPr>
       <w:fldChar w:fldCharType="begin"/>
-      <w:instrText xml:space="preserve">NUMPAGES</w:instrText>
+    </w:r>
+    <w:r>
+      <w:rPr>
+        <w:color w:val="404040"/>
+        <w:sz w:val="18"/>
+        <w:szCs w:val="18"/>
+      </w:rPr>
+      <w:instrText>NUMPAGES</w:instrText>
+    </w:r>
+    <w:r>
+      <w:rPr>
+        <w:color w:val="404040"/>
+        <w:sz w:val="18"/>
+        <w:szCs w:val="18"/>
+      </w:rPr>
       <w:fldChar w:fldCharType="separate"/>
+    </w:r>
+    <w:r>
+      <w:rPr>
+        <w:noProof/>
+        <w:color w:val="404040"/>
+        <w:sz w:val="18"/>
+        <w:szCs w:val="18"/>
+      </w:rPr>
+      <w:t>2</w:t>
+    </w:r>
+    <w:r>
+      <w:rPr>
+        <w:color w:val="404040"/>
+        <w:sz w:val="18"/>
+        <w:szCs w:val="18"/>
+      </w:rPr>
       <w:fldChar w:fldCharType="end"/>
     </w:r>
   </w:p>
@@ -1614,18 +1627,9 @@
 </file>
 
 <file path=word/footnotes.xml><?xml version="1.0" encoding="utf-8"?>
-<w:footnotes xmlns:wpc="http://schemas.microsoft.com/office/word/2010/wordprocessingCanvas" xmlns:mc="http://schemas.openxmlformats.org/markup-compatibility/2006" xmlns:o="urn:schemas-microsoft-com:office:office" xmlns:r="http://schemas.openxmlformats.org/officeDocument/2006/relationships" xmlns:m="http://schemas.openxmlformats.org/officeDocument/2006/math" xmlns:v="urn:schemas-microsoft-com:vml" xmlns:wp14="http://schemas.microsoft.com/office/word/2010/wordprocessingDrawing" xmlns:wp="http://schemas.openxmlformats.org/drawingml/2006/wordprocessingDrawing" xmlns:w10="urn:schemas-microsoft-com:office:word" xmlns:w="http://schemas.openxmlformats.org/wordprocessingml/2006/main" xmlns:w14="http://schemas.microsoft.com/office/word/2010/wordml" xmlns:w15="http://schemas.microsoft.com/office/word/2012/wordml" xmlns:wpg="http://schemas.microsoft.com/office/word/2010/wordprocessingGroup" xmlns:wpi="http://schemas.microsoft.com/office/word/2010/wordprocessingInk" xmlns:wne="http://schemas.microsoft.com/office/word/2006/wordml" xmlns:wps="http://schemas.microsoft.com/office/word/2010/wordprocessingShape" mc:Ignorable="w14 w15 wp14">
+<w:footnotes xmlns:wpc="http://schemas.microsoft.com/office/word/2010/wordprocessingCanvas" xmlns:cx="http://schemas.microsoft.com/office/drawing/2014/chartex" xmlns:cx1="http://schemas.microsoft.com/office/drawing/2015/9/8/chartex" xmlns:cx2="http://schemas.microsoft.com/office/drawing/2015/10/21/chartex" xmlns:cx3="http://schemas.microsoft.com/office/drawing/2016/5/9/chartex" xmlns:cx4="http://schemas.microsoft.com/office/drawing/2016/5/10/chartex" xmlns:cx5="http://schemas.microsoft.com/office/drawing/2016/5/11/chartex" xmlns:cx6="http://schemas.microsoft.com/office/drawing/2016/5/12/chartex" xmlns:cx7="http://schemas.microsoft.com/office/drawing/2016/5/13/chartex" xmlns:cx8="http://schemas.microsoft.com/office/drawing/2016/5/14/chartex" xmlns:mc="http://schemas.openxmlformats.org/markup-compatibility/2006" xmlns:aink="http://schemas.microsoft.com/office/drawing/2016/ink" xmlns:am3d="http://schemas.microsoft.com/office/drawing/2017/model3d" xmlns:o="urn:schemas-microsoft-com:office:office" xmlns:oel="http://schemas.microsoft.com/office/2019/extlst" xmlns:r="http://schemas.openxmlformats.org/officeDocument/2006/relationships" xmlns:m="http://schemas.openxmlformats.org/officeDocument/2006/math" xmlns:v="urn:schemas-microsoft-com:vml" xmlns:wp14="http://schemas.microsoft.com/office/word/2010/wordprocessingDrawing" xmlns:wp="http://schemas.openxmlformats.org/drawingml/2006/wordprocessingDrawing" xmlns:w10="urn:schemas-microsoft-com:office:word" xmlns:w="http://schemas.openxmlformats.org/wordprocessingml/2006/main" xmlns:w14="http://schemas.microsoft.com/office/word/2010/wordml" xmlns:w15="http://schemas.microsoft.com/office/word/2012/wordml" xmlns:w16cex="http://schemas.microsoft.com/office/word/2018/wordml/cex" xmlns:w16cid="http://schemas.microsoft.com/office/word/2016/wordml/cid" xmlns:w16="http://schemas.microsoft.com/office/word/2018/wordml" xmlns:w16du="http://schemas.microsoft.com/office/word/2023/wordml/word16du" xmlns:w16sdtdh="http://schemas.microsoft.com/office/word/2020/wordml/sdtdatahash" xmlns:w16sdtfl="http://schemas.microsoft.com/office/word/2024/wordml/sdtformatlock" xmlns:w16se="http://schemas.microsoft.com/office/word/2015/wordml/symex" xmlns:wpg="http://schemas.microsoft.com/office/word/2010/wordprocessingGroup" xmlns:wpi="http://schemas.microsoft.com/office/word/2010/wordprocessingInk" xmlns:wne="http://schemas.microsoft.com/office/word/2006/wordml" xmlns:wps="http://schemas.microsoft.com/office/word/2010/wordprocessingShape" mc:Ignorable="w14 w15 w16se w16cid w16 w16cex w16sdtdh w16sdtfl w16du wp14">
   <w:footnote w:type="separator" w:id="-1">
     <w:p>
-      <w:pPr>
-        <w:spacing w:after="0" w:line="240" w:lineRule="auto"/>
-      </w:pPr>
-      <w:r>
-        <w:rPr>
-          <w:rStyle w:val="FootnoteReference"/>
-        </w:rPr>
-        <w:footnoteRef/>
-      </w:r>
       <w:r>
         <w:separator/>
       </w:r>
@@ -1633,15 +1637,6 @@
   </w:footnote>
   <w:footnote w:type="continuationSeparator" w:id="0">
     <w:p>
-      <w:pPr>
-        <w:spacing w:after="0" w:line="240" w:lineRule="auto"/>
-      </w:pPr>
-      <w:r>
-        <w:rPr>
-          <w:rStyle w:val="FootnoteReference"/>
-        </w:rPr>
-        <w:footnoteRef/>
-      </w:r>
       <w:r>
         <w:continuationSeparator/>
       </w:r>
@@ -1651,10 +1646,12 @@
 </file>
 
 <file path=word/numbering.xml><?xml version="1.0" encoding="utf-8"?>
-<w:numbering xmlns:wpc="http://schemas.microsoft.com/office/word/2010/wordprocessingCanvas" xmlns:mc="http://schemas.openxmlformats.org/markup-compatibility/2006" xmlns:o="urn:schemas-microsoft-com:office:office" xmlns:r="http://schemas.openxmlformats.org/officeDocument/2006/relationships" xmlns:m="http://schemas.openxmlformats.org/officeDocument/2006/math" xmlns:v="urn:schemas-microsoft-com:vml" xmlns:wp14="http://schemas.microsoft.com/office/word/2010/wordprocessingDrawing" xmlns:wp="http://schemas.openxmlformats.org/drawingml/2006/wordprocessingDrawing" xmlns:w10="urn:schemas-microsoft-com:office:word" xmlns:w="http://schemas.openxmlformats.org/wordprocessingml/2006/main" xmlns:w14="http://schemas.microsoft.com/office/word/2010/wordml" xmlns:w15="http://schemas.microsoft.com/office/word/2012/wordml" xmlns:wpg="http://schemas.microsoft.com/office/word/2010/wordprocessingGroup" xmlns:wpi="http://schemas.microsoft.com/office/word/2010/wordprocessingInk" xmlns:wne="http://schemas.microsoft.com/office/word/2006/wordml" xmlns:wps="http://schemas.microsoft.com/office/word/2010/wordprocessingShape" mc:Ignorable="w14 w15 wp14">
-  <w:abstractNum w:abstractNumId="1" w15:restartNumberingAfterBreak="0">
+<w:numbering xmlns:wpc="http://schemas.microsoft.com/office/word/2010/wordprocessingCanvas" xmlns:cx="http://schemas.microsoft.com/office/drawing/2014/chartex" xmlns:cx1="http://schemas.microsoft.com/office/drawing/2015/9/8/chartex" xmlns:cx2="http://schemas.microsoft.com/office/drawing/2015/10/21/chartex" xmlns:cx3="http://schemas.microsoft.com/office/drawing/2016/5/9/chartex" xmlns:cx4="http://schemas.microsoft.com/office/drawing/2016/5/10/chartex" xmlns:cx5="http://schemas.microsoft.com/office/drawing/2016/5/11/chartex" xmlns:cx6="http://schemas.microsoft.com/office/drawing/2016/5/12/chartex" xmlns:cx7="http://schemas.microsoft.com/office/drawing/2016/5/13/chartex" xmlns:cx8="http://schemas.microsoft.com/office/drawing/2016/5/14/chartex" xmlns:mc="http://schemas.openxmlformats.org/markup-compatibility/2006" xmlns:aink="http://schemas.microsoft.com/office/drawing/2016/ink" xmlns:am3d="http://schemas.microsoft.com/office/drawing/2017/model3d" xmlns:o="urn:schemas-microsoft-com:office:office" xmlns:oel="http://schemas.microsoft.com/office/2019/extlst" xmlns:r="http://schemas.openxmlformats.org/officeDocument/2006/relationships" xmlns:m="http://schemas.openxmlformats.org/officeDocument/2006/math" xmlns:v="urn:schemas-microsoft-com:vml" xmlns:wp14="http://schemas.microsoft.com/office/word/2010/wordprocessingDrawing" xmlns:wp="http://schemas.openxmlformats.org/drawingml/2006/wordprocessingDrawing" xmlns:w10="urn:schemas-microsoft-com:office:word" xmlns:w="http://schemas.openxmlformats.org/wordprocessingml/2006/main" xmlns:w14="http://schemas.microsoft.com/office/word/2010/wordml" xmlns:w15="http://schemas.microsoft.com/office/word/2012/wordml" xmlns:w16cex="http://schemas.microsoft.com/office/word/2018/wordml/cex" xmlns:w16cid="http://schemas.microsoft.com/office/word/2016/wordml/cid" xmlns:w16="http://schemas.microsoft.com/office/word/2018/wordml" xmlns:w16du="http://schemas.microsoft.com/office/word/2023/wordml/word16du" xmlns:w16sdtdh="http://schemas.microsoft.com/office/word/2020/wordml/sdtdatahash" xmlns:w16sdtfl="http://schemas.microsoft.com/office/word/2024/wordml/sdtformatlock" xmlns:w16se="http://schemas.microsoft.com/office/word/2015/wordml/symex" xmlns:wpg="http://schemas.microsoft.com/office/word/2010/wordprocessingGroup" xmlns:wpi="http://schemas.microsoft.com/office/word/2010/wordprocessingInk" xmlns:wne="http://schemas.microsoft.com/office/word/2006/wordml" xmlns:wps="http://schemas.microsoft.com/office/word/2010/wordprocessingShape" mc:Ignorable="w14 w15 w16se w16cid w16 w16cex w16sdtdh w16sdtfl w16du wp14">
+  <w:abstractNum w:abstractNumId="0" w15:restartNumberingAfterBreak="0">
+    <w:nsid w:val="5DEC7CCB"/>
     <w:multiLevelType w:val="hybridMultilevel"/>
-    <w:lvl w:ilvl="0" w15:tentative="1">
+    <w:tmpl w:val="E07203D0"/>
+    <w:lvl w:ilvl="0" w:tplc="8FB0CDC8">
       <w:start w:val="1"/>
       <w:numFmt w:val="bullet"/>
       <w:lvlText w:val="●"/>
@@ -1663,7 +1660,7 @@
         <w:ind w:left="720" w:hanging="360"/>
       </w:pPr>
     </w:lvl>
-    <w:lvl w:ilvl="1" w15:tentative="1">
+    <w:lvl w:ilvl="1" w:tplc="F8EE8F9A">
       <w:start w:val="1"/>
       <w:numFmt w:val="bullet"/>
       <w:lvlText w:val="○"/>
@@ -1672,7 +1669,7 @@
         <w:ind w:left="1440" w:hanging="360"/>
       </w:pPr>
     </w:lvl>
-    <w:lvl w:ilvl="2" w15:tentative="1">
+    <w:lvl w:ilvl="2" w:tplc="89AAD29C">
       <w:start w:val="1"/>
       <w:numFmt w:val="bullet"/>
       <w:lvlText w:val="■"/>
@@ -1681,7 +1678,7 @@
         <w:ind w:left="2160" w:hanging="360"/>
       </w:pPr>
     </w:lvl>
-    <w:lvl w:ilvl="3" w15:tentative="1">
+    <w:lvl w:ilvl="3" w:tplc="3A5C4D44">
       <w:start w:val="1"/>
       <w:numFmt w:val="bullet"/>
       <w:lvlText w:val="●"/>
@@ -1690,7 +1687,7 @@
         <w:ind w:left="2880" w:hanging="360"/>
       </w:pPr>
     </w:lvl>
-    <w:lvl w:ilvl="4" w15:tentative="1">
+    <w:lvl w:ilvl="4" w:tplc="88825D4C">
       <w:start w:val="1"/>
       <w:numFmt w:val="bullet"/>
       <w:lvlText w:val="○"/>
@@ -1699,7 +1696,7 @@
         <w:ind w:left="3600" w:hanging="360"/>
       </w:pPr>
     </w:lvl>
-    <w:lvl w:ilvl="5" w15:tentative="1">
+    <w:lvl w:ilvl="5" w:tplc="94700C6E">
       <w:start w:val="1"/>
       <w:numFmt w:val="bullet"/>
       <w:lvlText w:val="■"/>
@@ -1708,7 +1705,7 @@
         <w:ind w:left="4320" w:hanging="360"/>
       </w:pPr>
     </w:lvl>
-    <w:lvl w:ilvl="6" w15:tentative="1">
+    <w:lvl w:ilvl="6" w:tplc="474C88A6">
       <w:start w:val="1"/>
       <w:numFmt w:val="bullet"/>
       <w:lvlText w:val="●"/>
@@ -1717,7 +1714,7 @@
         <w:ind w:left="5040" w:hanging="360"/>
       </w:pPr>
     </w:lvl>
-    <w:lvl w:ilvl="7" w15:tentative="1">
+    <w:lvl w:ilvl="7" w:tplc="B13E1B8C">
       <w:start w:val="1"/>
       <w:numFmt w:val="bullet"/>
       <w:lvlText w:val="●"/>
@@ -1726,7 +1723,7 @@
         <w:ind w:left="5760" w:hanging="360"/>
       </w:pPr>
     </w:lvl>
-    <w:lvl w:ilvl="8" w15:tentative="1">
+    <w:lvl w:ilvl="8" w:tplc="5128CE6E">
       <w:start w:val="1"/>
       <w:numFmt w:val="bullet"/>
       <w:lvlText w:val="●"/>
@@ -1736,8 +1733,8 @@
       </w:pPr>
     </w:lvl>
   </w:abstractNum>
-  <w:num w:numId="1">
-    <w:abstractNumId w:val="1"/>
+  <w:num w:numId="1" w16cid:durableId="195388419">
+    <w:abstractNumId w:val="0"/>
     <w:lvlOverride w:ilvl="0">
       <w:startOverride w:val="1"/>
     </w:lvlOverride>
@@ -1746,107 +1743,535 @@
 </file>
 
 <file path=word/styles.xml><?xml version="1.0" encoding="utf-8"?>
-<w:styles xmlns:mc="http://schemas.openxmlformats.org/markup-compatibility/2006" xmlns:r="http://schemas.openxmlformats.org/officeDocument/2006/relationships" xmlns:w="http://schemas.openxmlformats.org/wordprocessingml/2006/main" xmlns:w14="http://schemas.microsoft.com/office/word/2010/wordml" xmlns:w15="http://schemas.microsoft.com/office/word/2012/wordml" mc:Ignorable="w14 w15">
+<w:styles xmlns:mc="http://schemas.openxmlformats.org/markup-compatibility/2006" xmlns:r="http://schemas.openxmlformats.org/officeDocument/2006/relationships" xmlns:w="http://schemas.openxmlformats.org/wordprocessingml/2006/main" xmlns:w14="http://schemas.microsoft.com/office/word/2010/wordml" xmlns:w15="http://schemas.microsoft.com/office/word/2012/wordml" xmlns:w16cex="http://schemas.microsoft.com/office/word/2018/wordml/cex" xmlns:w16cid="http://schemas.microsoft.com/office/word/2016/wordml/cid" xmlns:w16="http://schemas.microsoft.com/office/word/2018/wordml" xmlns:w16du="http://schemas.microsoft.com/office/word/2023/wordml/word16du" xmlns:w16sdtdh="http://schemas.microsoft.com/office/word/2020/wordml/sdtdatahash" xmlns:w16sdtfl="http://schemas.microsoft.com/office/word/2024/wordml/sdtformatlock" xmlns:w16se="http://schemas.microsoft.com/office/word/2015/wordml/symex" mc:Ignorable="w14 w15 w16se w16cid w16 w16cex w16sdtdh w16sdtfl w16du">
   <w:docDefaults>
     <w:rPrDefault>
       <w:rPr>
-        <w:rFonts w:ascii="Times New Roman" w:cs="Times New Roman" w:eastAsia="Times New Roman" w:hAnsi="Times New Roman"/>
+        <w:rFonts w:ascii="Times New Roman" w:eastAsia="Times New Roman" w:hAnsi="Times New Roman" w:cs="Times New Roman"/>
         <w:sz w:val="24"/>
         <w:szCs w:val="24"/>
+        <w:lang w:val="fr-CD" w:eastAsia="fr-CD" w:bidi="ar-SA"/>
       </w:rPr>
     </w:rPrDefault>
     <w:pPrDefault/>
   </w:docDefaults>
-  <w:style w:type="paragraph" w:styleId="Title">
+  <w:latentStyles w:defLockedState="0" w:defUIPriority="99" w:defSemiHidden="0" w:defUnhideWhenUsed="0" w:defQFormat="0" w:count="376">
+    <w:lsdException w:name="Normal" w:uiPriority="0" w:qFormat="1"/>
+    <w:lsdException w:name="heading 1" w:uiPriority="9" w:qFormat="1"/>
+    <w:lsdException w:name="heading 2" w:semiHidden="1" w:uiPriority="9" w:unhideWhenUsed="1" w:qFormat="1"/>
+    <w:lsdException w:name="heading 3" w:semiHidden="1" w:uiPriority="9" w:unhideWhenUsed="1" w:qFormat="1"/>
+    <w:lsdException w:name="heading 4" w:semiHidden="1" w:uiPriority="9" w:unhideWhenUsed="1" w:qFormat="1"/>
+    <w:lsdException w:name="heading 5" w:semiHidden="1" w:uiPriority="9" w:unhideWhenUsed="1" w:qFormat="1"/>
+    <w:lsdException w:name="heading 6" w:semiHidden="1" w:uiPriority="9" w:unhideWhenUsed="1" w:qFormat="1"/>
+    <w:lsdException w:name="heading 7" w:semiHidden="1" w:uiPriority="9" w:unhideWhenUsed="1" w:qFormat="1"/>
+    <w:lsdException w:name="heading 8" w:semiHidden="1" w:uiPriority="9" w:unhideWhenUsed="1" w:qFormat="1"/>
+    <w:lsdException w:name="heading 9" w:semiHidden="1" w:uiPriority="9" w:unhideWhenUsed="1" w:qFormat="1"/>
+    <w:lsdException w:name="index 1" w:semiHidden="1" w:unhideWhenUsed="1"/>
+    <w:lsdException w:name="index 2" w:semiHidden="1" w:unhideWhenUsed="1"/>
+    <w:lsdException w:name="index 3" w:semiHidden="1" w:unhideWhenUsed="1"/>
+    <w:lsdException w:name="index 4" w:semiHidden="1" w:unhideWhenUsed="1"/>
+    <w:lsdException w:name="index 5" w:semiHidden="1" w:unhideWhenUsed="1"/>
+    <w:lsdException w:name="index 6" w:semiHidden="1" w:unhideWhenUsed="1"/>
+    <w:lsdException w:name="index 7" w:semiHidden="1" w:unhideWhenUsed="1"/>
+    <w:lsdException w:name="index 8" w:semiHidden="1" w:unhideWhenUsed="1"/>
+    <w:lsdException w:name="index 9" w:semiHidden="1" w:unhideWhenUsed="1"/>
+    <w:lsdException w:name="toc 1" w:semiHidden="1" w:uiPriority="39" w:unhideWhenUsed="1"/>
+    <w:lsdException w:name="toc 2" w:semiHidden="1" w:uiPriority="39" w:unhideWhenUsed="1"/>
+    <w:lsdException w:name="toc 3" w:semiHidden="1" w:uiPriority="39" w:unhideWhenUsed="1"/>
+    <w:lsdException w:name="toc 4" w:semiHidden="1" w:uiPriority="39" w:unhideWhenUsed="1"/>
+    <w:lsdException w:name="toc 5" w:semiHidden="1" w:uiPriority="39" w:unhideWhenUsed="1"/>
+    <w:lsdException w:name="toc 6" w:semiHidden="1" w:uiPriority="39" w:unhideWhenUsed="1"/>
+    <w:lsdException w:name="toc 7" w:semiHidden="1" w:uiPriority="39" w:unhideWhenUsed="1"/>
+    <w:lsdException w:name="toc 8" w:semiHidden="1" w:uiPriority="39" w:unhideWhenUsed="1"/>
+    <w:lsdException w:name="toc 9" w:semiHidden="1" w:uiPriority="39" w:unhideWhenUsed="1"/>
+    <w:lsdException w:name="Normal Indent" w:semiHidden="1" w:unhideWhenUsed="1"/>
+    <w:lsdException w:name="footnote text" w:semiHidden="1" w:unhideWhenUsed="1"/>
+    <w:lsdException w:name="annotation text" w:semiHidden="1" w:unhideWhenUsed="1"/>
+    <w:lsdException w:name="header" w:semiHidden="1" w:unhideWhenUsed="1"/>
+    <w:lsdException w:name="footer" w:semiHidden="1" w:unhideWhenUsed="1"/>
+    <w:lsdException w:name="index heading" w:semiHidden="1" w:unhideWhenUsed="1"/>
+    <w:lsdException w:name="caption" w:semiHidden="1" w:uiPriority="35" w:unhideWhenUsed="1" w:qFormat="1"/>
+    <w:lsdException w:name="table of figures" w:semiHidden="1" w:unhideWhenUsed="1"/>
+    <w:lsdException w:name="envelope address" w:semiHidden="1" w:unhideWhenUsed="1"/>
+    <w:lsdException w:name="envelope return" w:semiHidden="1" w:unhideWhenUsed="1"/>
+    <w:lsdException w:name="footnote reference" w:semiHidden="1" w:unhideWhenUsed="1"/>
+    <w:lsdException w:name="annotation reference" w:semiHidden="1" w:unhideWhenUsed="1"/>
+    <w:lsdException w:name="line number" w:semiHidden="1" w:unhideWhenUsed="1"/>
+    <w:lsdException w:name="page number" w:semiHidden="1" w:unhideWhenUsed="1"/>
+    <w:lsdException w:name="endnote reference" w:semiHidden="1" w:unhideWhenUsed="1"/>
+    <w:lsdException w:name="endnote text" w:semiHidden="1" w:unhideWhenUsed="1"/>
+    <w:lsdException w:name="table of authorities" w:semiHidden="1" w:unhideWhenUsed="1"/>
+    <w:lsdException w:name="macro" w:semiHidden="1" w:unhideWhenUsed="1"/>
+    <w:lsdException w:name="toa heading" w:semiHidden="1" w:unhideWhenUsed="1"/>
+    <w:lsdException w:name="List" w:semiHidden="1" w:unhideWhenUsed="1"/>
+    <w:lsdException w:name="List Bullet" w:semiHidden="1" w:unhideWhenUsed="1"/>
+    <w:lsdException w:name="List Number" w:semiHidden="1" w:unhideWhenUsed="1"/>
+    <w:lsdException w:name="List 2" w:semiHidden="1" w:unhideWhenUsed="1"/>
+    <w:lsdException w:name="List 3" w:semiHidden="1" w:unhideWhenUsed="1"/>
+    <w:lsdException w:name="List 4" w:semiHidden="1" w:unhideWhenUsed="1"/>
+    <w:lsdException w:name="List 5" w:semiHidden="1" w:unhideWhenUsed="1"/>
+    <w:lsdException w:name="List Bullet 2" w:semiHidden="1" w:unhideWhenUsed="1"/>
+    <w:lsdException w:name="List Bullet 3" w:semiHidden="1" w:unhideWhenUsed="1"/>
+    <w:lsdException w:name="List Bullet 4" w:semiHidden="1" w:unhideWhenUsed="1"/>
+    <w:lsdException w:name="List Bullet 5" w:semiHidden="1" w:unhideWhenUsed="1"/>
+    <w:lsdException w:name="List Number 2" w:semiHidden="1" w:unhideWhenUsed="1"/>
+    <w:lsdException w:name="List Number 3" w:semiHidden="1" w:unhideWhenUsed="1"/>
+    <w:lsdException w:name="List Number 4" w:semiHidden="1" w:unhideWhenUsed="1"/>
+    <w:lsdException w:name="List Number 5" w:semiHidden="1" w:unhideWhenUsed="1"/>
+    <w:lsdException w:name="Title" w:uiPriority="10" w:qFormat="1"/>
+    <w:lsdException w:name="Closing" w:semiHidden="1" w:unhideWhenUsed="1"/>
+    <w:lsdException w:name="Signature" w:semiHidden="1" w:unhideWhenUsed="1"/>
+    <w:lsdException w:name="Default Paragraph Font" w:semiHidden="1" w:uiPriority="1" w:unhideWhenUsed="1"/>
+    <w:lsdException w:name="Body Text" w:semiHidden="1" w:unhideWhenUsed="1"/>
+    <w:lsdException w:name="Body Text Indent" w:semiHidden="1" w:unhideWhenUsed="1"/>
+    <w:lsdException w:name="List Continue" w:semiHidden="1" w:unhideWhenUsed="1"/>
+    <w:lsdException w:name="List Continue 2" w:semiHidden="1" w:unhideWhenUsed="1"/>
+    <w:lsdException w:name="List Continue 3" w:semiHidden="1" w:unhideWhenUsed="1"/>
+    <w:lsdException w:name="List Continue 4" w:semiHidden="1" w:unhideWhenUsed="1"/>
+    <w:lsdException w:name="List Continue 5" w:semiHidden="1" w:unhideWhenUsed="1"/>
+    <w:lsdException w:name="Message Header" w:semiHidden="1" w:unhideWhenUsed="1"/>
+    <w:lsdException w:name="Subtitle" w:uiPriority="11" w:qFormat="1"/>
+    <w:lsdException w:name="Salutation" w:semiHidden="1" w:unhideWhenUsed="1"/>
+    <w:lsdException w:name="Date" w:semiHidden="1" w:unhideWhenUsed="1"/>
+    <w:lsdException w:name="Body Text First Indent" w:semiHidden="1" w:unhideWhenUsed="1"/>
+    <w:lsdException w:name="Body Text First Indent 2" w:semiHidden="1" w:unhideWhenUsed="1"/>
+    <w:lsdException w:name="Note Heading" w:semiHidden="1" w:unhideWhenUsed="1"/>
+    <w:lsdException w:name="Body Text 2" w:semiHidden="1" w:unhideWhenUsed="1"/>
+    <w:lsdException w:name="Body Text 3" w:semiHidden="1" w:unhideWhenUsed="1"/>
+    <w:lsdException w:name="Body Text Indent 2" w:semiHidden="1" w:unhideWhenUsed="1"/>
+    <w:lsdException w:name="Body Text Indent 3" w:semiHidden="1" w:unhideWhenUsed="1"/>
+    <w:lsdException w:name="Block Text" w:semiHidden="1" w:unhideWhenUsed="1"/>
+    <w:lsdException w:name="Hyperlink" w:semiHidden="1" w:unhideWhenUsed="1"/>
+    <w:lsdException w:name="FollowedHyperlink" w:semiHidden="1" w:unhideWhenUsed="1"/>
+    <w:lsdException w:name="Strong" w:uiPriority="22" w:qFormat="1"/>
+    <w:lsdException w:name="Emphasis" w:uiPriority="20" w:qFormat="1"/>
+    <w:lsdException w:name="Document Map" w:semiHidden="1" w:unhideWhenUsed="1"/>
+    <w:lsdException w:name="Plain Text" w:semiHidden="1" w:unhideWhenUsed="1"/>
+    <w:lsdException w:name="E-mail Signature" w:semiHidden="1" w:unhideWhenUsed="1"/>
+    <w:lsdException w:name="HTML Top of Form" w:semiHidden="1" w:unhideWhenUsed="1"/>
+    <w:lsdException w:name="HTML Bottom of Form" w:semiHidden="1" w:unhideWhenUsed="1"/>
+    <w:lsdException w:name="Normal (Web)" w:semiHidden="1" w:unhideWhenUsed="1"/>
+    <w:lsdException w:name="HTML Acronym" w:semiHidden="1" w:unhideWhenUsed="1"/>
+    <w:lsdException w:name="HTML Address" w:semiHidden="1" w:unhideWhenUsed="1"/>
+    <w:lsdException w:name="HTML Cite" w:semiHidden="1" w:unhideWhenUsed="1"/>
+    <w:lsdException w:name="HTML Code" w:semiHidden="1" w:unhideWhenUsed="1"/>
+    <w:lsdException w:name="HTML Definition" w:semiHidden="1" w:unhideWhenUsed="1"/>
+    <w:lsdException w:name="HTML Keyboard" w:semiHidden="1" w:unhideWhenUsed="1"/>
+    <w:lsdException w:name="HTML Preformatted" w:semiHidden="1" w:unhideWhenUsed="1"/>
+    <w:lsdException w:name="HTML Sample" w:semiHidden="1" w:unhideWhenUsed="1"/>
+    <w:lsdException w:name="HTML Typewriter" w:semiHidden="1" w:unhideWhenUsed="1"/>
+    <w:lsdException w:name="HTML Variable" w:semiHidden="1" w:unhideWhenUsed="1"/>
+    <w:lsdException w:name="Normal Table" w:semiHidden="1" w:unhideWhenUsed="1"/>
+    <w:lsdException w:name="annotation subject" w:semiHidden="1" w:unhideWhenUsed="1"/>
+    <w:lsdException w:name="No List" w:semiHidden="1" w:unhideWhenUsed="1"/>
+    <w:lsdException w:name="Outline List 1" w:semiHidden="1" w:unhideWhenUsed="1"/>
+    <w:lsdException w:name="Outline List 2" w:semiHidden="1" w:unhideWhenUsed="1"/>
+    <w:lsdException w:name="Outline List 3" w:semiHidden="1" w:unhideWhenUsed="1"/>
+    <w:lsdException w:name="Table Simple 1" w:semiHidden="1" w:unhideWhenUsed="1"/>
+    <w:lsdException w:name="Table Simple 2" w:semiHidden="1" w:unhideWhenUsed="1"/>
+    <w:lsdException w:name="Table Simple 3" w:semiHidden="1" w:unhideWhenUsed="1"/>
+    <w:lsdException w:name="Table Classic 1" w:semiHidden="1" w:unhideWhenUsed="1"/>
+    <w:lsdException w:name="Table Classic 2" w:semiHidden="1" w:unhideWhenUsed="1"/>
+    <w:lsdException w:name="Table Classic 3" w:semiHidden="1" w:unhideWhenUsed="1"/>
+    <w:lsdException w:name="Table Classic 4" w:semiHidden="1" w:unhideWhenUsed="1"/>
+    <w:lsdException w:name="Table Colorful 1" w:semiHidden="1" w:unhideWhenUsed="1"/>
+    <w:lsdException w:name="Table Colorful 2" w:semiHidden="1" w:unhideWhenUsed="1"/>
+    <w:lsdException w:name="Table Colorful 3" w:semiHidden="1" w:unhideWhenUsed="1"/>
+    <w:lsdException w:name="Table Columns 1" w:semiHidden="1" w:unhideWhenUsed="1"/>
+    <w:lsdException w:name="Table Columns 2" w:semiHidden="1" w:unhideWhenUsed="1"/>
+    <w:lsdException w:name="Table Columns 3" w:semiHidden="1" w:unhideWhenUsed="1"/>
+    <w:lsdException w:name="Table Columns 4" w:semiHidden="1" w:unhideWhenUsed="1"/>
+    <w:lsdException w:name="Table Columns 5" w:semiHidden="1" w:unhideWhenUsed="1"/>
+    <w:lsdException w:name="Table Grid 1" w:semiHidden="1" w:unhideWhenUsed="1"/>
+    <w:lsdException w:name="Table Grid 2" w:semiHidden="1" w:unhideWhenUsed="1"/>
+    <w:lsdException w:name="Table Grid 3" w:semiHidden="1" w:unhideWhenUsed="1"/>
+    <w:lsdException w:name="Table Grid 4" w:semiHidden="1" w:unhideWhenUsed="1"/>
+    <w:lsdException w:name="Table Grid 5" w:semiHidden="1" w:unhideWhenUsed="1"/>
+    <w:lsdException w:name="Table Grid 6" w:semiHidden="1" w:unhideWhenUsed="1"/>
+    <w:lsdException w:name="Table Grid 7" w:semiHidden="1" w:unhideWhenUsed="1"/>
+    <w:lsdException w:name="Table Grid 8" w:semiHidden="1" w:unhideWhenUsed="1"/>
+    <w:lsdException w:name="Table List 1" w:semiHidden="1" w:unhideWhenUsed="1"/>
+    <w:lsdException w:name="Table List 2" w:semiHidden="1" w:unhideWhenUsed="1"/>
+    <w:lsdException w:name="Table List 3" w:semiHidden="1" w:unhideWhenUsed="1"/>
+    <w:lsdException w:name="Table List 4" w:semiHidden="1" w:unhideWhenUsed="1"/>
+    <w:lsdException w:name="Table List 5" w:semiHidden="1" w:unhideWhenUsed="1"/>
+    <w:lsdException w:name="Table List 6" w:semiHidden="1" w:unhideWhenUsed="1"/>
+    <w:lsdException w:name="Table List 7" w:semiHidden="1" w:unhideWhenUsed="1"/>
+    <w:lsdException w:name="Table List 8" w:semiHidden="1" w:unhideWhenUsed="1"/>
+    <w:lsdException w:name="Table 3D effects 1" w:semiHidden="1" w:unhideWhenUsed="1"/>
+    <w:lsdException w:name="Table 3D effects 2" w:semiHidden="1" w:unhideWhenUsed="1"/>
+    <w:lsdException w:name="Table 3D effects 3" w:semiHidden="1" w:unhideWhenUsed="1"/>
+    <w:lsdException w:name="Table Contemporary" w:semiHidden="1" w:unhideWhenUsed="1"/>
+    <w:lsdException w:name="Table Elegant" w:semiHidden="1" w:unhideWhenUsed="1"/>
+    <w:lsdException w:name="Table Professional" w:semiHidden="1" w:unhideWhenUsed="1"/>
+    <w:lsdException w:name="Table Subtle 1" w:semiHidden="1" w:unhideWhenUsed="1"/>
+    <w:lsdException w:name="Table Subtle 2" w:semiHidden="1" w:unhideWhenUsed="1"/>
+    <w:lsdException w:name="Table Web 1" w:semiHidden="1" w:unhideWhenUsed="1"/>
+    <w:lsdException w:name="Table Web 2" w:semiHidden="1" w:unhideWhenUsed="1"/>
+    <w:lsdException w:name="Table Web 3" w:semiHidden="1" w:unhideWhenUsed="1"/>
+    <w:lsdException w:name="Balloon Text" w:semiHidden="1" w:unhideWhenUsed="1"/>
+    <w:lsdException w:name="Table Grid" w:uiPriority="39"/>
+    <w:lsdException w:name="Table Theme" w:semiHidden="1" w:unhideWhenUsed="1"/>
+    <w:lsdException w:name="Placeholder Text" w:semiHidden="1"/>
+    <w:lsdException w:name="No Spacing" w:uiPriority="1" w:qFormat="1"/>
+    <w:lsdException w:name="Light Shading" w:uiPriority="60"/>
+    <w:lsdException w:name="Light List" w:uiPriority="61"/>
+    <w:lsdException w:name="Light Grid" w:uiPriority="62"/>
+    <w:lsdException w:name="Medium Shading 1" w:uiPriority="63"/>
+    <w:lsdException w:name="Medium Shading 2" w:uiPriority="64"/>
+    <w:lsdException w:name="Medium List 1" w:uiPriority="65"/>
+    <w:lsdException w:name="Medium List 2" w:uiPriority="66"/>
+    <w:lsdException w:name="Medium Grid 1" w:uiPriority="67"/>
+    <w:lsdException w:name="Medium Grid 2" w:uiPriority="68"/>
+    <w:lsdException w:name="Medium Grid 3" w:uiPriority="69"/>
+    <w:lsdException w:name="Dark List" w:uiPriority="70"/>
+    <w:lsdException w:name="Colorful Shading" w:uiPriority="71"/>
+    <w:lsdException w:name="Colorful List" w:uiPriority="72"/>
+    <w:lsdException w:name="Colorful Grid" w:uiPriority="73"/>
+    <w:lsdException w:name="Light Shading Accent 1" w:uiPriority="60"/>
+    <w:lsdException w:name="Light List Accent 1" w:uiPriority="61"/>
+    <w:lsdException w:name="Light Grid Accent 1" w:uiPriority="62"/>
+    <w:lsdException w:name="Medium Shading 1 Accent 1" w:uiPriority="63"/>
+    <w:lsdException w:name="Medium Shading 2 Accent 1" w:uiPriority="64"/>
+    <w:lsdException w:name="Medium List 1 Accent 1" w:uiPriority="65"/>
+    <w:lsdException w:name="Revision" w:semiHidden="1"/>
+    <w:lsdException w:name="List Paragraph" w:uiPriority="34" w:qFormat="1"/>
+    <w:lsdException w:name="Quote" w:uiPriority="29" w:qFormat="1"/>
+    <w:lsdException w:name="Intense Quote" w:uiPriority="30" w:qFormat="1"/>
+    <w:lsdException w:name="Medium List 2 Accent 1" w:uiPriority="66"/>
+    <w:lsdException w:name="Medium Grid 1 Accent 1" w:uiPriority="67"/>
+    <w:lsdException w:name="Medium Grid 2 Accent 1" w:uiPriority="68"/>
+    <w:lsdException w:name="Medium Grid 3 Accent 1" w:uiPriority="69"/>
+    <w:lsdException w:name="Dark List Accent 1" w:uiPriority="70"/>
+    <w:lsdException w:name="Colorful Shading Accent 1" w:uiPriority="71"/>
+    <w:lsdException w:name="Colorful List Accent 1" w:uiPriority="72"/>
+    <w:lsdException w:name="Colorful Grid Accent 1" w:uiPriority="73"/>
+    <w:lsdException w:name="Light Shading Accent 2" w:uiPriority="60"/>
+    <w:lsdException w:name="Light List Accent 2" w:uiPriority="61"/>
+    <w:lsdException w:name="Light Grid Accent 2" w:uiPriority="62"/>
+    <w:lsdException w:name="Medium Shading 1 Accent 2" w:uiPriority="63"/>
+    <w:lsdException w:name="Medium Shading 2 Accent 2" w:uiPriority="64"/>
+    <w:lsdException w:name="Medium List 1 Accent 2" w:uiPriority="65"/>
+    <w:lsdException w:name="Medium List 2 Accent 2" w:uiPriority="66"/>
+    <w:lsdException w:name="Medium Grid 1 Accent 2" w:uiPriority="67"/>
+    <w:lsdException w:name="Medium Grid 2 Accent 2" w:uiPriority="68"/>
+    <w:lsdException w:name="Medium Grid 3 Accent 2" w:uiPriority="69"/>
+    <w:lsdException w:name="Dark List Accent 2" w:uiPriority="70"/>
+    <w:lsdException w:name="Colorful Shading Accent 2" w:uiPriority="71"/>
+    <w:lsdException w:name="Colorful List Accent 2" w:uiPriority="72"/>
+    <w:lsdException w:name="Colorful Grid Accent 2" w:uiPriority="73"/>
+    <w:lsdException w:name="Light Shading Accent 3" w:uiPriority="60"/>
+    <w:lsdException w:name="Light List Accent 3" w:uiPriority="61"/>
+    <w:lsdException w:name="Light Grid Accent 3" w:uiPriority="62"/>
+    <w:lsdException w:name="Medium Shading 1 Accent 3" w:uiPriority="63"/>
+    <w:lsdException w:name="Medium Shading 2 Accent 3" w:uiPriority="64"/>
+    <w:lsdException w:name="Medium List 1 Accent 3" w:uiPriority="65"/>
+    <w:lsdException w:name="Medium List 2 Accent 3" w:uiPriority="66"/>
+    <w:lsdException w:name="Medium Grid 1 Accent 3" w:uiPriority="67"/>
+    <w:lsdException w:name="Medium Grid 2 Accent 3" w:uiPriority="68"/>
+    <w:lsdException w:name="Medium Grid 3 Accent 3" w:uiPriority="69"/>
+    <w:lsdException w:name="Dark List Accent 3" w:uiPriority="70"/>
+    <w:lsdException w:name="Colorful Shading Accent 3" w:uiPriority="71"/>
+    <w:lsdException w:name="Colorful List Accent 3" w:uiPriority="72"/>
+    <w:lsdException w:name="Colorful Grid Accent 3" w:uiPriority="73"/>
+    <w:lsdException w:name="Light Shading Accent 4" w:uiPriority="60"/>
+    <w:lsdException w:name="Light List Accent 4" w:uiPriority="61"/>
+    <w:lsdException w:name="Light Grid Accent 4" w:uiPriority="62"/>
+    <w:lsdException w:name="Medium Shading 1 Accent 4" w:uiPriority="63"/>
+    <w:lsdException w:name="Medium Shading 2 Accent 4" w:uiPriority="64"/>
+    <w:lsdException w:name="Medium List 1 Accent 4" w:uiPriority="65"/>
+    <w:lsdException w:name="Medium List 2 Accent 4" w:uiPriority="66"/>
+    <w:lsdException w:name="Medium Grid 1 Accent 4" w:uiPriority="67"/>
+    <w:lsdException w:name="Medium Grid 2 Accent 4" w:uiPriority="68"/>
+    <w:lsdException w:name="Medium Grid 3 Accent 4" w:uiPriority="69"/>
+    <w:lsdException w:name="Dark List Accent 4" w:uiPriority="70"/>
+    <w:lsdException w:name="Colorful Shading Accent 4" w:uiPriority="71"/>
+    <w:lsdException w:name="Colorful List Accent 4" w:uiPriority="72"/>
+    <w:lsdException w:name="Colorful Grid Accent 4" w:uiPriority="73"/>
+    <w:lsdException w:name="Light Shading Accent 5" w:uiPriority="60"/>
+    <w:lsdException w:name="Light List Accent 5" w:uiPriority="61"/>
+    <w:lsdException w:name="Light Grid Accent 5" w:uiPriority="62"/>
+    <w:lsdException w:name="Medium Shading 1 Accent 5" w:uiPriority="63"/>
+    <w:lsdException w:name="Medium Shading 2 Accent 5" w:uiPriority="64"/>
+    <w:lsdException w:name="Medium List 1 Accent 5" w:uiPriority="65"/>
+    <w:lsdException w:name="Medium List 2 Accent 5" w:uiPriority="66"/>
+    <w:lsdException w:name="Medium Grid 1 Accent 5" w:uiPriority="67"/>
+    <w:lsdException w:name="Medium Grid 2 Accent 5" w:uiPriority="68"/>
+    <w:lsdException w:name="Medium Grid 3 Accent 5" w:uiPriority="69"/>
+    <w:lsdException w:name="Dark List Accent 5" w:uiPriority="70"/>
+    <w:lsdException w:name="Colorful Shading Accent 5" w:uiPriority="71"/>
+    <w:lsdException w:name="Colorful List Accent 5" w:uiPriority="72"/>
+    <w:lsdException w:name="Colorful Grid Accent 5" w:uiPriority="73"/>
+    <w:lsdException w:name="Light Shading Accent 6" w:uiPriority="60"/>
+    <w:lsdException w:name="Light List Accent 6" w:uiPriority="61"/>
+    <w:lsdException w:name="Light Grid Accent 6" w:uiPriority="62"/>
+    <w:lsdException w:name="Medium Shading 1 Accent 6" w:uiPriority="63"/>
+    <w:lsdException w:name="Medium Shading 2 Accent 6" w:uiPriority="64"/>
+    <w:lsdException w:name="Medium List 1 Accent 6" w:uiPriority="65"/>
+    <w:lsdException w:name="Medium List 2 Accent 6" w:uiPriority="66"/>
+    <w:lsdException w:name="Medium Grid 1 Accent 6" w:uiPriority="67"/>
+    <w:lsdException w:name="Medium Grid 2 Accent 6" w:uiPriority="68"/>
+    <w:lsdException w:name="Medium Grid 3 Accent 6" w:uiPriority="69"/>
+    <w:lsdException w:name="Dark List Accent 6" w:uiPriority="70"/>
+    <w:lsdException w:name="Colorful Shading Accent 6" w:uiPriority="71"/>
+    <w:lsdException w:name="Colorful List Accent 6" w:uiPriority="72"/>
+    <w:lsdException w:name="Colorful Grid Accent 6" w:uiPriority="73"/>
+    <w:lsdException w:name="Subtle Emphasis" w:uiPriority="19" w:qFormat="1"/>
+    <w:lsdException w:name="Intense Emphasis" w:uiPriority="21" w:qFormat="1"/>
+    <w:lsdException w:name="Subtle Reference" w:uiPriority="31" w:qFormat="1"/>
+    <w:lsdException w:name="Intense Reference" w:uiPriority="32" w:qFormat="1"/>
+    <w:lsdException w:name="Book Title" w:uiPriority="33" w:qFormat="1"/>
+    <w:lsdException w:name="Bibliography" w:semiHidden="1" w:uiPriority="37" w:unhideWhenUsed="1"/>
+    <w:lsdException w:name="TOC Heading" w:semiHidden="1" w:uiPriority="39" w:unhideWhenUsed="1" w:qFormat="1"/>
+    <w:lsdException w:name="Plain Table 1" w:uiPriority="41"/>
+    <w:lsdException w:name="Plain Table 2" w:uiPriority="42"/>
+    <w:lsdException w:name="Plain Table 3" w:uiPriority="43"/>
+    <w:lsdException w:name="Plain Table 4" w:uiPriority="44"/>
+    <w:lsdException w:name="Plain Table 5" w:uiPriority="45"/>
+    <w:lsdException w:name="Grid Table Light" w:uiPriority="40"/>
+    <w:lsdException w:name="Grid Table 1 Light" w:uiPriority="46"/>
+    <w:lsdException w:name="Grid Table 2" w:uiPriority="47"/>
+    <w:lsdException w:name="Grid Table 3" w:uiPriority="48"/>
+    <w:lsdException w:name="Grid Table 4" w:uiPriority="49"/>
+    <w:lsdException w:name="Grid Table 5 Dark" w:uiPriority="50"/>
+    <w:lsdException w:name="Grid Table 6 Colorful" w:uiPriority="51"/>
+    <w:lsdException w:name="Grid Table 7 Colorful" w:uiPriority="52"/>
+    <w:lsdException w:name="Grid Table 1 Light Accent 1" w:uiPriority="46"/>
+    <w:lsdException w:name="Grid Table 2 Accent 1" w:uiPriority="47"/>
+    <w:lsdException w:name="Grid Table 3 Accent 1" w:uiPriority="48"/>
+    <w:lsdException w:name="Grid Table 4 Accent 1" w:uiPriority="49"/>
+    <w:lsdException w:name="Grid Table 5 Dark Accent 1" w:uiPriority="50"/>
+    <w:lsdException w:name="Grid Table 6 Colorful Accent 1" w:uiPriority="51"/>
+    <w:lsdException w:name="Grid Table 7 Colorful Accent 1" w:uiPriority="52"/>
+    <w:lsdException w:name="Grid Table 1 Light Accent 2" w:uiPriority="46"/>
+    <w:lsdException w:name="Grid Table 2 Accent 2" w:uiPriority="47"/>
+    <w:lsdException w:name="Grid Table 3 Accent 2" w:uiPriority="48"/>
+    <w:lsdException w:name="Grid Table 4 Accent 2" w:uiPriority="49"/>
+    <w:lsdException w:name="Grid Table 5 Dark Accent 2" w:uiPriority="50"/>
+    <w:lsdException w:name="Grid Table 6 Colorful Accent 2" w:uiPriority="51"/>
+    <w:lsdException w:name="Grid Table 7 Colorful Accent 2" w:uiPriority="52"/>
+    <w:lsdException w:name="Grid Table 1 Light Accent 3" w:uiPriority="46"/>
+    <w:lsdException w:name="Grid Table 2 Accent 3" w:uiPriority="47"/>
+    <w:lsdException w:name="Grid Table 3 Accent 3" w:uiPriority="48"/>
+    <w:lsdException w:name="Grid Table 4 Accent 3" w:uiPriority="49"/>
+    <w:lsdException w:name="Grid Table 5 Dark Accent 3" w:uiPriority="50"/>
+    <w:lsdException w:name="Grid Table 6 Colorful Accent 3" w:uiPriority="51"/>
+    <w:lsdException w:name="Grid Table 7 Colorful Accent 3" w:uiPriority="52"/>
+    <w:lsdException w:name="Grid Table 1 Light Accent 4" w:uiPriority="46"/>
+    <w:lsdException w:name="Grid Table 2 Accent 4" w:uiPriority="47"/>
+    <w:lsdException w:name="Grid Table 3 Accent 4" w:uiPriority="48"/>
+    <w:lsdException w:name="Grid Table 4 Accent 4" w:uiPriority="49"/>
+    <w:lsdException w:name="Grid Table 5 Dark Accent 4" w:uiPriority="50"/>
+    <w:lsdException w:name="Grid Table 6 Colorful Accent 4" w:uiPriority="51"/>
+    <w:lsdException w:name="Grid Table 7 Colorful Accent 4" w:uiPriority="52"/>
+    <w:lsdException w:name="Grid Table 1 Light Accent 5" w:uiPriority="46"/>
+    <w:lsdException w:name="Grid Table 2 Accent 5" w:uiPriority="47"/>
+    <w:lsdException w:name="Grid Table 3 Accent 5" w:uiPriority="48"/>
+    <w:lsdException w:name="Grid Table 4 Accent 5" w:uiPriority="49"/>
+    <w:lsdException w:name="Grid Table 5 Dark Accent 5" w:uiPriority="50"/>
+    <w:lsdException w:name="Grid Table 6 Colorful Accent 5" w:uiPriority="51"/>
+    <w:lsdException w:name="Grid Table 7 Colorful Accent 5" w:uiPriority="52"/>
+    <w:lsdException w:name="Grid Table 1 Light Accent 6" w:uiPriority="46"/>
+    <w:lsdException w:name="Grid Table 2 Accent 6" w:uiPriority="47"/>
+    <w:lsdException w:name="Grid Table 3 Accent 6" w:uiPriority="48"/>
+    <w:lsdException w:name="Grid Table 4 Accent 6" w:uiPriority="49"/>
+    <w:lsdException w:name="Grid Table 5 Dark Accent 6" w:uiPriority="50"/>
+    <w:lsdException w:name="Grid Table 6 Colorful Accent 6" w:uiPriority="51"/>
+    <w:lsdException w:name="Grid Table 7 Colorful Accent 6" w:uiPriority="52"/>
+    <w:lsdException w:name="List Table 1 Light" w:uiPriority="46"/>
+    <w:lsdException w:name="List Table 2" w:uiPriority="47"/>
+    <w:lsdException w:name="List Table 3" w:uiPriority="48"/>
+    <w:lsdException w:name="List Table 4" w:uiPriority="49"/>
+    <w:lsdException w:name="List Table 5 Dark" w:uiPriority="50"/>
+    <w:lsdException w:name="List Table 6 Colorful" w:uiPriority="51"/>
+    <w:lsdException w:name="List Table 7 Colorful" w:uiPriority="52"/>
+    <w:lsdException w:name="List Table 1 Light Accent 1" w:uiPriority="46"/>
+    <w:lsdException w:name="List Table 2 Accent 1" w:uiPriority="47"/>
+    <w:lsdException w:name="List Table 3 Accent 1" w:uiPriority="48"/>
+    <w:lsdException w:name="List Table 4 Accent 1" w:uiPriority="49"/>
+    <w:lsdException w:name="List Table 5 Dark Accent 1" w:uiPriority="50"/>
+    <w:lsdException w:name="List Table 6 Colorful Accent 1" w:uiPriority="51"/>
+    <w:lsdException w:name="List Table 7 Colorful Accent 1" w:uiPriority="52"/>
+    <w:lsdException w:name="List Table 1 Light Accent 2" w:uiPriority="46"/>
+    <w:lsdException w:name="List Table 2 Accent 2" w:uiPriority="47"/>
+    <w:lsdException w:name="List Table 3 Accent 2" w:uiPriority="48"/>
+    <w:lsdException w:name="List Table 4 Accent 2" w:uiPriority="49"/>
+    <w:lsdException w:name="List Table 5 Dark Accent 2" w:uiPriority="50"/>
+    <w:lsdException w:name="List Table 6 Colorful Accent 2" w:uiPriority="51"/>
+    <w:lsdException w:name="List Table 7 Colorful Accent 2" w:uiPriority="52"/>
+    <w:lsdException w:name="List Table 1 Light Accent 3" w:uiPriority="46"/>
+    <w:lsdException w:name="List Table 2 Accent 3" w:uiPriority="47"/>
+    <w:lsdException w:name="List Table 3 Accent 3" w:uiPriority="48"/>
+    <w:lsdException w:name="List Table 4 Accent 3" w:uiPriority="49"/>
+    <w:lsdException w:name="List Table 5 Dark Accent 3" w:uiPriority="50"/>
+    <w:lsdException w:name="List Table 6 Colorful Accent 3" w:uiPriority="51"/>
+    <w:lsdException w:name="List Table 7 Colorful Accent 3" w:uiPriority="52"/>
+    <w:lsdException w:name="List Table 1 Light Accent 4" w:uiPriority="46"/>
+    <w:lsdException w:name="List Table 2 Accent 4" w:uiPriority="47"/>
+    <w:lsdException w:name="List Table 3 Accent 4" w:uiPriority="48"/>
+    <w:lsdException w:name="List Table 4 Accent 4" w:uiPriority="49"/>
+    <w:lsdException w:name="List Table 5 Dark Accent 4" w:uiPriority="50"/>
+    <w:lsdException w:name="List Table 6 Colorful Accent 4" w:uiPriority="51"/>
+    <w:lsdException w:name="List Table 7 Colorful Accent 4" w:uiPriority="52"/>
+    <w:lsdException w:name="List Table 1 Light Accent 5" w:uiPriority="46"/>
+    <w:lsdException w:name="List Table 2 Accent 5" w:uiPriority="47"/>
+    <w:lsdException w:name="List Table 3 Accent 5" w:uiPriority="48"/>
+    <w:lsdException w:name="List Table 4 Accent 5" w:uiPriority="49"/>
+    <w:lsdException w:name="List Table 5 Dark Accent 5" w:uiPriority="50"/>
+    <w:lsdException w:name="List Table 6 Colorful Accent 5" w:uiPriority="51"/>
+    <w:lsdException w:name="List Table 7 Colorful Accent 5" w:uiPriority="52"/>
+    <w:lsdException w:name="List Table 1 Light Accent 6" w:uiPriority="46"/>
+    <w:lsdException w:name="List Table 2 Accent 6" w:uiPriority="47"/>
+    <w:lsdException w:name="List Table 3 Accent 6" w:uiPriority="48"/>
+    <w:lsdException w:name="List Table 4 Accent 6" w:uiPriority="49"/>
+    <w:lsdException w:name="List Table 5 Dark Accent 6" w:uiPriority="50"/>
+    <w:lsdException w:name="List Table 6 Colorful Accent 6" w:uiPriority="51"/>
+    <w:lsdException w:name="List Table 7 Colorful Accent 6" w:uiPriority="52"/>
+    <w:lsdException w:name="Mention" w:semiHidden="1" w:unhideWhenUsed="1"/>
+    <w:lsdException w:name="Smart Hyperlink" w:semiHidden="1" w:unhideWhenUsed="1"/>
+    <w:lsdException w:name="Hashtag" w:semiHidden="1" w:unhideWhenUsed="1"/>
+    <w:lsdException w:name="Unresolved Mention" w:semiHidden="1" w:unhideWhenUsed="1"/>
+    <w:lsdException w:name="Smart Link" w:semiHidden="1" w:unhideWhenUsed="1"/>
+  </w:latentStyles>
+  <w:style w:type="paragraph" w:default="1" w:styleId="Normal">
+    <w:name w:val="Normal"/>
+    <w:qFormat/>
+  </w:style>
+  <w:style w:type="paragraph" w:styleId="Titre1">
+    <w:name w:val="heading 1"/>
+    <w:uiPriority w:val="9"/>
+    <w:qFormat/>
+    <w:pPr>
+      <w:outlineLvl w:val="0"/>
+    </w:pPr>
+    <w:rPr>
+      <w:b/>
+      <w:bCs/>
+      <w:color w:val="000000"/>
+      <w:sz w:val="28"/>
+      <w:szCs w:val="28"/>
+    </w:rPr>
+  </w:style>
+  <w:style w:type="paragraph" w:styleId="Titre2">
+    <w:name w:val="heading 2"/>
+    <w:uiPriority w:val="9"/>
+    <w:unhideWhenUsed/>
+    <w:qFormat/>
+    <w:pPr>
+      <w:outlineLvl w:val="1"/>
+    </w:pPr>
+    <w:rPr>
+      <w:b/>
+      <w:bCs/>
+      <w:color w:val="000000"/>
+    </w:rPr>
+  </w:style>
+  <w:style w:type="paragraph" w:styleId="Titre3">
+    <w:name w:val="heading 3"/>
+    <w:uiPriority w:val="9"/>
+    <w:semiHidden/>
+    <w:unhideWhenUsed/>
+    <w:qFormat/>
+    <w:pPr>
+      <w:outlineLvl w:val="2"/>
+    </w:pPr>
+    <w:rPr>
+      <w:b/>
+      <w:bCs/>
+      <w:color w:val="000000"/>
+    </w:rPr>
+  </w:style>
+  <w:style w:type="paragraph" w:styleId="Titre4">
+    <w:name w:val="heading 4"/>
+    <w:uiPriority w:val="9"/>
+    <w:semiHidden/>
+    <w:unhideWhenUsed/>
+    <w:qFormat/>
+    <w:pPr>
+      <w:outlineLvl w:val="3"/>
+    </w:pPr>
+    <w:rPr>
+      <w:i/>
+      <w:iCs/>
+      <w:color w:val="2E74B5"/>
+    </w:rPr>
+  </w:style>
+  <w:style w:type="paragraph" w:styleId="Titre5">
+    <w:name w:val="heading 5"/>
+    <w:uiPriority w:val="9"/>
+    <w:semiHidden/>
+    <w:unhideWhenUsed/>
+    <w:qFormat/>
+    <w:pPr>
+      <w:outlineLvl w:val="4"/>
+    </w:pPr>
+    <w:rPr>
+      <w:color w:val="2E74B5"/>
+    </w:rPr>
+  </w:style>
+  <w:style w:type="paragraph" w:styleId="Titre6">
+    <w:name w:val="heading 6"/>
+    <w:uiPriority w:val="9"/>
+    <w:semiHidden/>
+    <w:unhideWhenUsed/>
+    <w:qFormat/>
+    <w:pPr>
+      <w:outlineLvl w:val="5"/>
+    </w:pPr>
+    <w:rPr>
+      <w:color w:val="1F4D78"/>
+    </w:rPr>
+  </w:style>
+  <w:style w:type="character" w:default="1" w:styleId="Policepardfaut">
+    <w:name w:val="Default Paragraph Font"/>
+    <w:uiPriority w:val="1"/>
+    <w:semiHidden/>
+    <w:unhideWhenUsed/>
+  </w:style>
+  <w:style w:type="table" w:default="1" w:styleId="TableauNormal">
+    <w:name w:val="Normal Table"/>
+    <w:uiPriority w:val="99"/>
+    <w:semiHidden/>
+    <w:unhideWhenUsed/>
+    <w:tblPr>
+      <w:tblInd w:w="0" w:type="dxa"/>
+      <w:tblCellMar>
+        <w:top w:w="0" w:type="dxa"/>
+        <w:left w:w="108" w:type="dxa"/>
+        <w:bottom w:w="0" w:type="dxa"/>
+        <w:right w:w="108" w:type="dxa"/>
+      </w:tblCellMar>
+    </w:tblPr>
+  </w:style>
+  <w:style w:type="numbering" w:default="1" w:styleId="Aucuneliste">
+    <w:name w:val="No List"/>
+    <w:uiPriority w:val="99"/>
+    <w:semiHidden/>
+    <w:unhideWhenUsed/>
+  </w:style>
+  <w:style w:type="paragraph" w:styleId="Titre">
     <w:name w:val="Title"/>
-    <w:basedOn w:val="Normal"/>
-    <w:next w:val="Normal"/>
+    <w:uiPriority w:val="10"/>
     <w:qFormat/>
     <w:rPr>
       <w:sz w:val="56"/>
       <w:szCs w:val="56"/>
     </w:rPr>
   </w:style>
-  <w:style w:type="paragraph" w:styleId="Heading1">
-    <w:name w:val="Heading 1"/>
-    <w:basedOn w:val="Normal"/>
-    <w:next w:val="Normal"/>
-    <w:qFormat/>
-    <w:rPr>
-      <w:color w:val="2E74B5"/>
-      <w:sz w:val="32"/>
-      <w:szCs w:val="32"/>
-    </w:rPr>
-  </w:style>
-  <w:style w:type="paragraph" w:styleId="Heading2">
-    <w:name w:val="Heading 2"/>
-    <w:basedOn w:val="Normal"/>
-    <w:next w:val="Normal"/>
-    <w:qFormat/>
-    <w:rPr>
-      <w:color w:val="2E74B5"/>
-      <w:sz w:val="26"/>
-      <w:szCs w:val="26"/>
-    </w:rPr>
-  </w:style>
-  <w:style w:type="paragraph" w:styleId="Heading3">
-    <w:name w:val="Heading 3"/>
-    <w:basedOn w:val="Normal"/>
-    <w:next w:val="Normal"/>
-    <w:qFormat/>
-    <w:rPr>
-      <w:color w:val="1F4D78"/>
-      <w:sz w:val="24"/>
-      <w:szCs w:val="24"/>
-    </w:rPr>
-  </w:style>
-  <w:style w:type="paragraph" w:styleId="Heading4">
-    <w:name w:val="Heading 4"/>
-    <w:basedOn w:val="Normal"/>
-    <w:next w:val="Normal"/>
-    <w:qFormat/>
-    <w:rPr>
-      <w:i/>
-      <w:iCs/>
-      <w:color w:val="2E74B5"/>
-    </w:rPr>
-  </w:style>
-  <w:style w:type="paragraph" w:styleId="Heading5">
-    <w:name w:val="Heading 5"/>
-    <w:basedOn w:val="Normal"/>
-    <w:next w:val="Normal"/>
-    <w:qFormat/>
-    <w:rPr>
-      <w:color w:val="2E74B5"/>
-    </w:rPr>
-  </w:style>
-  <w:style w:type="paragraph" w:styleId="Heading6">
-    <w:name w:val="Heading 6"/>
-    <w:basedOn w:val="Normal"/>
-    <w:next w:val="Normal"/>
-    <w:qFormat/>
-    <w:rPr>
-      <w:color w:val="1F4D78"/>
-    </w:rPr>
-  </w:style>
-  <w:style w:type="paragraph" w:styleId="Strong">
-    <w:name w:val="Strong"/>
-    <w:basedOn w:val="Normal"/>
-    <w:next w:val="Normal"/>
+  <w:style w:type="paragraph" w:customStyle="1" w:styleId="lev1">
+    <w:name w:val="Élevé1"/>
     <w:qFormat/>
     <w:rPr>
       <w:b/>
       <w:bCs/>
     </w:rPr>
   </w:style>
-  <w:style w:type="paragraph" w:styleId="ListParagraph">
+  <w:style w:type="paragraph" w:styleId="Paragraphedeliste">
     <w:name w:val="List Paragraph"/>
-    <w:basedOn w:val="Normal"/>
     <w:qFormat/>
   </w:style>
-  <w:style w:type="character" w:styleId="Hyperlink">
+  <w:style w:type="character" w:styleId="Lienhypertexte">
     <w:name w:val="Hyperlink"/>
-    <w:basedOn w:val="DefaultParagraphFont"/>
     <w:uiPriority w:val="99"/>
     <w:unhideWhenUsed/>
     <w:rPr>
@@ -1854,9 +2279,8 @@
       <w:u w:val="single"/>
     </w:rPr>
   </w:style>
-  <w:style w:type="character" w:styleId="FootnoteReference">
+  <w:style w:type="character" w:styleId="Appelnotedebasdep">
     <w:name w:val="footnote reference"/>
-    <w:basedOn w:val="DefaultParagraphFont"/>
     <w:uiPriority w:val="99"/>
     <w:semiHidden/>
     <w:unhideWhenUsed/>
@@ -1864,25 +2288,9 @@
       <w:vertAlign w:val="superscript"/>
     </w:rPr>
   </w:style>
-  <w:style w:type="paragraph" w:styleId="FootnoteText">
+  <w:style w:type="paragraph" w:styleId="Notedebasdepage">
     <w:name w:val="footnote text"/>
-    <w:basedOn w:val="Normal"/>
-    <w:link w:val="FootnoteTextChar"/>
-    <w:uiPriority w:val="99"/>
-    <w:semiHidden/>
-    <w:unhideWhenUsed/>
-    <w:pPr>
-      <w:spacing w:after="0" w:line="240" w:lineRule="auto"/>
-    </w:pPr>
-    <w:rPr>
-      <w:sz w:val="20"/>
-      <w:szCs w:val="20"/>
-    </w:rPr>
-  </w:style>
-  <w:style w:type="character" w:styleId="FootnoteTextChar">
-    <w:name w:val="Footnote Text Char"/>
-    <w:basedOn w:val="DefaultParagraphFont"/>
-    <w:link w:val="FootnoteText"/>
+    <w:link w:val="NotedebasdepageCar"/>
     <w:uiPriority w:val="99"/>
     <w:semiHidden/>
     <w:unhideWhenUsed/>
@@ -1891,35 +2299,9 @@
       <w:szCs w:val="20"/>
     </w:rPr>
   </w:style>
-  <w:style w:type="character" w:styleId="EndnoteReference">
-    <w:name w:val="endnote reference"/>
-    <w:basedOn w:val="DefaultParagraphFont"/>
-    <w:uiPriority w:val="99"/>
-    <w:semiHidden/>
-    <w:unhideWhenUsed/>
-    <w:rPr>
-      <w:vertAlign w:val="superscript"/>
-    </w:rPr>
-  </w:style>
-  <w:style w:type="paragraph" w:styleId="EndnoteText">
-    <w:name w:val="endnote text"/>
-    <w:basedOn w:val="Normal"/>
-    <w:link w:val="EndnoteTextChar"/>
-    <w:uiPriority w:val="99"/>
-    <w:semiHidden/>
-    <w:unhideWhenUsed/>
-    <w:pPr>
-      <w:spacing w:after="0" w:line="240" w:lineRule="auto"/>
-    </w:pPr>
-    <w:rPr>
-      <w:sz w:val="20"/>
-      <w:szCs w:val="20"/>
-    </w:rPr>
-  </w:style>
-  <w:style w:type="character" w:styleId="EndnoteTextChar">
-    <w:name w:val="Endnote Text Char"/>
-    <w:basedOn w:val="DefaultParagraphFont"/>
-    <w:link w:val="EndnoteText"/>
+  <w:style w:type="character" w:customStyle="1" w:styleId="NotedebasdepageCar">
+    <w:name w:val="Note de bas de page Car"/>
+    <w:link w:val="Notedebasdepage"/>
     <w:uiPriority w:val="99"/>
     <w:semiHidden/>
     <w:unhideWhenUsed/>
@@ -1928,47 +2310,331 @@
       <w:szCs w:val="20"/>
     </w:rPr>
   </w:style>
-  <w:style w:type="paragraph" w:styleId="Heading1">
-    <w:name w:val="Heading 1"/>
-    <w:basedOn w:val="Normal"/>
-    <w:next w:val="Normal"/>
-    <w:qFormat/>
+  <w:style w:type="character" w:styleId="Appeldenotedefin">
+    <w:name w:val="endnote reference"/>
+    <w:uiPriority w:val="99"/>
+    <w:semiHidden/>
+    <w:unhideWhenUsed/>
     <w:rPr>
-      <w:rFonts w:ascii="Times New Roman" w:cs="Times New Roman" w:eastAsia="Times New Roman" w:hAnsi="Times New Roman"/>
-      <w:b/>
-      <w:bCs/>
-      <w:color w:val="000000"/>
-      <w:sz w:val="28"/>
-      <w:szCs w:val="28"/>
+      <w:vertAlign w:val="superscript"/>
     </w:rPr>
   </w:style>
-  <w:style w:type="paragraph" w:styleId="Heading2">
-    <w:name w:val="Heading 2"/>
-    <w:basedOn w:val="Normal"/>
-    <w:next w:val="Normal"/>
-    <w:qFormat/>
+  <w:style w:type="paragraph" w:styleId="Notedefin">
+    <w:name w:val="endnote text"/>
+    <w:link w:val="NotedefinCar"/>
+    <w:uiPriority w:val="99"/>
+    <w:semiHidden/>
+    <w:unhideWhenUsed/>
     <w:rPr>
-      <w:rFonts w:ascii="Times New Roman" w:cs="Times New Roman" w:eastAsia="Times New Roman" w:hAnsi="Times New Roman"/>
-      <w:b/>
-      <w:bCs/>
-      <w:color w:val="000000"/>
-      <w:sz w:val="24"/>
-      <w:szCs w:val="24"/>
+      <w:sz w:val="20"/>
+      <w:szCs w:val="20"/>
     </w:rPr>
   </w:style>
-  <w:style w:type="paragraph" w:styleId="Heading3">
-    <w:name w:val="Heading 3"/>
-    <w:basedOn w:val="Normal"/>
-    <w:next w:val="Normal"/>
-    <w:qFormat/>
+  <w:style w:type="character" w:customStyle="1" w:styleId="NotedefinCar">
+    <w:name w:val="Note de fin Car"/>
+    <w:link w:val="Notedefin"/>
+    <w:uiPriority w:val="99"/>
+    <w:semiHidden/>
+    <w:unhideWhenUsed/>
     <w:rPr>
-      <w:rFonts w:ascii="Times New Roman" w:cs="Times New Roman" w:eastAsia="Times New Roman" w:hAnsi="Times New Roman"/>
-      <w:b/>
-      <w:bCs/>
-      <w:color w:val="000000"/>
-      <w:sz w:val="24"/>
-      <w:szCs w:val="24"/>
+      <w:sz w:val="20"/>
+      <w:szCs w:val="20"/>
     </w:rPr>
   </w:style>
 </w:styles>
+</file>
+
+<file path=word/theme/theme1.xml><?xml version="1.0" encoding="utf-8"?>
+<a:theme xmlns:a="http://schemas.openxmlformats.org/drawingml/2006/main" name="Thème Office">
+  <a:themeElements>
+    <a:clrScheme name="Office">
+      <a:dk1>
+        <a:sysClr val="windowText" lastClr="000000"/>
+      </a:dk1>
+      <a:lt1>
+        <a:sysClr val="window" lastClr="FFFFFF"/>
+      </a:lt1>
+      <a:dk2>
+        <a:srgbClr val="44546A"/>
+      </a:dk2>
+      <a:lt2>
+        <a:srgbClr val="E7E6E6"/>
+      </a:lt2>
+      <a:accent1>
+        <a:srgbClr val="4472C4"/>
+      </a:accent1>
+      <a:accent2>
+        <a:srgbClr val="ED7D31"/>
+      </a:accent2>
+      <a:accent3>
+        <a:srgbClr val="A5A5A5"/>
+      </a:accent3>
+      <a:accent4>
+        <a:srgbClr val="FFC000"/>
+      </a:accent4>
+      <a:accent5>
+        <a:srgbClr val="5B9BD5"/>
+      </a:accent5>
+      <a:accent6>
+        <a:srgbClr val="70AD47"/>
+      </a:accent6>
+      <a:hlink>
+        <a:srgbClr val="0563C1"/>
+      </a:hlink>
+      <a:folHlink>
+        <a:srgbClr val="954F72"/>
+      </a:folHlink>
+    </a:clrScheme>
+    <a:fontScheme name="Office">
+      <a:majorFont>
+        <a:latin typeface="Calibri Light" panose="020F0302020204030204"/>
+        <a:ea typeface=""/>
+        <a:cs typeface=""/>
+        <a:font script="Jpan" typeface="游ゴシック Light"/>
+        <a:font script="Hang" typeface="맑은 고딕"/>
+        <a:font script="Hans" typeface="等线 Light"/>
+        <a:font script="Hant" typeface="新細明體"/>
+        <a:font script="Arab" typeface="Times New Roman"/>
+        <a:font script="Hebr" typeface="Times New Roman"/>
+        <a:font script="Thai" typeface="Angsana New"/>
+        <a:font script="Ethi" typeface="Nyala"/>
+        <a:font script="Beng" typeface="Vrinda"/>
+        <a:font script="Gujr" typeface="Shruti"/>
+        <a:font script="Khmr" typeface="MoolBoran"/>
+        <a:font script="Knda" typeface="Tunga"/>
+        <a:font script="Guru" typeface="Raavi"/>
+        <a:font script="Cans" typeface="Euphemia"/>
+        <a:font script="Cher" typeface="Plantagenet Cherokee"/>
+        <a:font script="Yiii" typeface="Microsoft Yi Baiti"/>
+        <a:font script="Tibt" typeface="Microsoft Himalaya"/>
+        <a:font script="Thaa" typeface="MV Boli"/>
+        <a:font script="Deva" typeface="Mangal"/>
+        <a:font script="Telu" typeface="Gautami"/>
+        <a:font script="Taml" typeface="Latha"/>
+        <a:font script="Syrc" typeface="Estrangelo Edessa"/>
+        <a:font script="Orya" typeface="Kalinga"/>
+        <a:font script="Mlym" typeface="Kartika"/>
+        <a:font script="Laoo" typeface="DokChampa"/>
+        <a:font script="Sinh" typeface="Iskoola Pota"/>
+        <a:font script="Mong" typeface="Mongolian Baiti"/>
+        <a:font script="Viet" typeface="Times New Roman"/>
+        <a:font script="Uigh" typeface="Microsoft Uighur"/>
+        <a:font script="Geor" typeface="Sylfaen"/>
+        <a:font script="Armn" typeface="Arial"/>
+        <a:font script="Bugi" typeface="Leelawadee UI"/>
+        <a:font script="Bopo" typeface="Microsoft JhengHei"/>
+        <a:font script="Java" typeface="Javanese Text"/>
+        <a:font script="Lisu" typeface="Segoe UI"/>
+        <a:font script="Mymr" typeface="Myanmar Text"/>
+        <a:font script="Nkoo" typeface="Ebrima"/>
+        <a:font script="Olck" typeface="Nirmala UI"/>
+        <a:font script="Osma" typeface="Ebrima"/>
+        <a:font script="Phag" typeface="Phagspa"/>
+        <a:font script="Syrn" typeface="Estrangelo Edessa"/>
+        <a:font script="Syrj" typeface="Estrangelo Edessa"/>
+        <a:font script="Syre" typeface="Estrangelo Edessa"/>
+        <a:font script="Sora" typeface="Nirmala UI"/>
+        <a:font script="Tale" typeface="Microsoft Tai Le"/>
+        <a:font script="Talu" typeface="Microsoft New Tai Lue"/>
+        <a:font script="Tfng" typeface="Ebrima"/>
+      </a:majorFont>
+      <a:minorFont>
+        <a:latin typeface="Calibri" panose="020F0502020204030204"/>
+        <a:ea typeface=""/>
+        <a:cs typeface=""/>
+        <a:font script="Jpan" typeface="游明朝"/>
+        <a:font script="Hang" typeface="맑은 고딕"/>
+        <a:font script="Hans" typeface="等线"/>
+        <a:font script="Hant" typeface="新細明體"/>
+        <a:font script="Arab" typeface="Arial"/>
+        <a:font script="Hebr" typeface="Arial"/>
+        <a:font script="Thai" typeface="Cordia New"/>
+        <a:font script="Ethi" typeface="Nyala"/>
+        <a:font script="Beng" typeface="Vrinda"/>
+        <a:font script="Gujr" typeface="Shruti"/>
+        <a:font script="Khmr" typeface="DaunPenh"/>
+        <a:font script="Knda" typeface="Tunga"/>
+        <a:font script="Guru" typeface="Raavi"/>
+        <a:font script="Cans" typeface="Euphemia"/>
+        <a:font script="Cher" typeface="Plantagenet Cherokee"/>
+        <a:font script="Yiii" typeface="Microsoft Yi Baiti"/>
+        <a:font script="Tibt" typeface="Microsoft Himalaya"/>
+        <a:font script="Thaa" typeface="MV Boli"/>
+        <a:font script="Deva" typeface="Mangal"/>
+        <a:font script="Telu" typeface="Gautami"/>
+        <a:font script="Taml" typeface="Latha"/>
+        <a:font script="Syrc" typeface="Estrangelo Edessa"/>
+        <a:font script="Orya" typeface="Kalinga"/>
+        <a:font script="Mlym" typeface="Kartika"/>
+        <a:font script="Laoo" typeface="DokChampa"/>
+        <a:font script="Sinh" typeface="Iskoola Pota"/>
+        <a:font script="Mong" typeface="Mongolian Baiti"/>
+        <a:font script="Viet" typeface="Arial"/>
+        <a:font script="Uigh" typeface="Microsoft Uighur"/>
+        <a:font script="Geor" typeface="Sylfaen"/>
+        <a:font script="Armn" typeface="Arial"/>
+        <a:font script="Bugi" typeface="Leelawadee UI"/>
+        <a:font script="Bopo" typeface="Microsoft JhengHei"/>
+        <a:font script="Java" typeface="Javanese Text"/>
+        <a:font script="Lisu" typeface="Segoe UI"/>
+        <a:font script="Mymr" typeface="Myanmar Text"/>
+        <a:font script="Nkoo" typeface="Ebrima"/>
+        <a:font script="Olck" typeface="Nirmala UI"/>
+        <a:font script="Osma" typeface="Ebrima"/>
+        <a:font script="Phag" typeface="Phagspa"/>
+        <a:font script="Syrn" typeface="Estrangelo Edessa"/>
+        <a:font script="Syrj" typeface="Estrangelo Edessa"/>
+        <a:font script="Syre" typeface="Estrangelo Edessa"/>
+        <a:font script="Sora" typeface="Nirmala UI"/>
+        <a:font script="Tale" typeface="Microsoft Tai Le"/>
+        <a:font script="Talu" typeface="Microsoft New Tai Lue"/>
+        <a:font script="Tfng" typeface="Ebrima"/>
+      </a:minorFont>
+    </a:fontScheme>
+    <a:fmtScheme name="Office">
+      <a:fillStyleLst>
+        <a:solidFill>
+          <a:schemeClr val="phClr"/>
+        </a:solidFill>
+        <a:gradFill rotWithShape="1">
+          <a:gsLst>
+            <a:gs pos="0">
+              <a:schemeClr val="phClr">
+                <a:lumMod val="110000"/>
+                <a:satMod val="105000"/>
+                <a:tint val="67000"/>
+              </a:schemeClr>
+            </a:gs>
+            <a:gs pos="50000">
+              <a:schemeClr val="phClr">
+                <a:lumMod val="105000"/>
+                <a:satMod val="103000"/>
+                <a:tint val="73000"/>
+              </a:schemeClr>
+            </a:gs>
+            <a:gs pos="100000">
+              <a:schemeClr val="phClr">
+                <a:lumMod val="105000"/>
+                <a:satMod val="109000"/>
+                <a:tint val="81000"/>
+              </a:schemeClr>
+            </a:gs>
+          </a:gsLst>
+          <a:lin ang="5400000" scaled="0"/>
+        </a:gradFill>
+        <a:gradFill rotWithShape="1">
+          <a:gsLst>
+            <a:gs pos="0">
+              <a:schemeClr val="phClr">
+                <a:satMod val="103000"/>
+                <a:lumMod val="102000"/>
+                <a:tint val="94000"/>
+              </a:schemeClr>
+            </a:gs>
+            <a:gs pos="50000">
+              <a:schemeClr val="phClr">
+                <a:satMod val="110000"/>
+                <a:lumMod val="100000"/>
+                <a:shade val="100000"/>
+              </a:schemeClr>
+            </a:gs>
+            <a:gs pos="100000">
+              <a:schemeClr val="phClr">
+                <a:lumMod val="99000"/>
+                <a:satMod val="120000"/>
+                <a:shade val="78000"/>
+              </a:schemeClr>
+            </a:gs>
+          </a:gsLst>
+          <a:lin ang="5400000" scaled="0"/>
+        </a:gradFill>
+      </a:fillStyleLst>
+      <a:lnStyleLst>
+        <a:ln w="6350" cap="flat" cmpd="sng" algn="ctr">
+          <a:solidFill>
+            <a:schemeClr val="phClr"/>
+          </a:solidFill>
+          <a:prstDash val="solid"/>
+          <a:miter lim="800000"/>
+        </a:ln>
+        <a:ln w="12700" cap="flat" cmpd="sng" algn="ctr">
+          <a:solidFill>
+            <a:schemeClr val="phClr"/>
+          </a:solidFill>
+          <a:prstDash val="solid"/>
+          <a:miter lim="800000"/>
+        </a:ln>
+        <a:ln w="19050" cap="flat" cmpd="sng" algn="ctr">
+          <a:solidFill>
+            <a:schemeClr val="phClr"/>
+          </a:solidFill>
+          <a:prstDash val="solid"/>
+          <a:miter lim="800000"/>
+        </a:ln>
+      </a:lnStyleLst>
+      <a:effectStyleLst>
+        <a:effectStyle>
+          <a:effectLst/>
+        </a:effectStyle>
+        <a:effectStyle>
+          <a:effectLst/>
+        </a:effectStyle>
+        <a:effectStyle>
+          <a:effectLst>
+            <a:outerShdw blurRad="57150" dist="19050" dir="5400000" algn="ctr" rotWithShape="0">
+              <a:srgbClr val="000000">
+                <a:alpha val="63000"/>
+              </a:srgbClr>
+            </a:outerShdw>
+          </a:effectLst>
+        </a:effectStyle>
+      </a:effectStyleLst>
+      <a:bgFillStyleLst>
+        <a:solidFill>
+          <a:schemeClr val="phClr"/>
+        </a:solidFill>
+        <a:solidFill>
+          <a:schemeClr val="phClr">
+            <a:tint val="95000"/>
+            <a:satMod val="170000"/>
+          </a:schemeClr>
+        </a:solidFill>
+        <a:gradFill rotWithShape="1">
+          <a:gsLst>
+            <a:gs pos="0">
+              <a:schemeClr val="phClr">
+                <a:tint val="93000"/>
+                <a:satMod val="150000"/>
+                <a:shade val="98000"/>
+                <a:lumMod val="102000"/>
+              </a:schemeClr>
+            </a:gs>
+            <a:gs pos="50000">
+              <a:schemeClr val="phClr">
+                <a:tint val="98000"/>
+                <a:satMod val="130000"/>
+                <a:shade val="90000"/>
+                <a:lumMod val="103000"/>
+              </a:schemeClr>
+            </a:gs>
+            <a:gs pos="100000">
+              <a:schemeClr val="phClr">
+                <a:shade val="63000"/>
+                <a:satMod val="120000"/>
+              </a:schemeClr>
+            </a:gs>
+          </a:gsLst>
+          <a:lin ang="5400000" scaled="0"/>
+        </a:gradFill>
+      </a:bgFillStyleLst>
+    </a:fmtScheme>
+  </a:themeElements>
+  <a:objectDefaults/>
+  <a:extraClrSchemeLst/>
+  <a:extLst>
+    <a:ext uri="{05A4C25C-085E-4340-85A3-A5531E510DB2}">
+      <thm15:themeFamily xmlns:thm15="http://schemas.microsoft.com/office/thememl/2012/main" name="Office Theme" id="{62F939B6-93AF-4DB8-9C6B-D6C7DFDC589F}" vid="{4A3C46E8-61CC-4603-A589-7422A47A8E4A}"/>
+    </a:ext>
+  </a:extLst>
+</a:theme>
 </file>